--- a/CriptoIus_SSRN_FINAL_LIMPIO.docx
+++ b/CriptoIus_SSRN_FINAL_LIMPIO.docx
@@ -1683,28 +1683,6 @@
       <w:r>
         <w:rPr/>
         <w:t>Multi-Chain Architecture: Why No Single Global IusChain</w:t>
-      </w:r>
-    </w:p>
-    <w:p>
-      <w:r>
-        <w:rPr>
-          <w:b/>
-        </w:rPr>
-        <w:t>Claude’s critique</w:t>
-      </w:r>
-      <w:r>
-        <w:rPr/>
-        <w:t xml:space="preserve">: Section II.B introduces Cognitive Allopatry conceptually (WEIRD vs Islamic interpretations) but fails to integrate it architecturally. If legal evolution diverges across cultures, why assume a </w:t>
-      </w:r>
-      <w:r>
-        <w:rPr>
-          <w:b/>
-        </w:rPr>
-        <w:t>single global IusChain</w:t>
-      </w:r>
-      <w:r>
-        <w:rPr/>
-        <w:t>? This is conceptually incoherent.</w:t>
       </w:r>
     </w:p>
     <w:p>

--- a/CriptoIus_SSRN_FINAL_LIMPIO.docx
+++ b/CriptoIus_SSRN_FINAL_LIMPIO.docx
@@ -2235,116 +2235,12 @@
     </w:p>
     <w:p>
       <w:r>
-        <w:rPr>
-          <w:b/>
-        </w:rPr>
-        <w:t>IusChain-International-Trade</w:t>
-      </w:r>
-      <w:r>
-        <w:rPr/>
-        <w:t xml:space="preserve"> - </w:t>
-      </w:r>
-      <w:r>
-        <w:rPr>
-          <w:b/>
-        </w:rPr>
-        <w:t>Constitutional foundation</w:t>
-      </w:r>
-      <w:r>
-        <w:rPr/>
-        <w:t xml:space="preserve">: UNCITRAL Model Law, Vienna Convention on Contracts, WTO Agreements - </w:t>
-      </w:r>
-      <w:r>
-        <w:rPr>
-          <w:b/>
-        </w:rPr>
-        <w:t>Example IusBlock</w:t>
-      </w:r>
-      <w:r>
-        <w:rPr/>
-        <w:t xml:space="preserve">: IusBlock€€_Trade (force majeure in international sales€”CISG Art. 79) - </w:t>
-      </w:r>
-      <w:r>
-        <w:rPr>
-          <w:b/>
-        </w:rPr>
-        <w:t>Why separate</w:t>
-      </w:r>
-      <w:r>
-        <w:rPr/>
-        <w:t xml:space="preserve">: Trade requires predictability across cultural boundaries; parties opt into lex mercatoria - </w:t>
-      </w:r>
-      <w:r>
-        <w:rPr>
-          <w:b/>
-        </w:rPr>
-        <w:t>Mechanism</w:t>
-      </w:r>
-      <w:r>
-        <w:rPr/>
-        <w:t xml:space="preserve">: IusBlocks on this chain must be </w:t>
-      </w:r>
-      <w:r>
-        <w:rPr>
-          <w:b/>
-        </w:rPr>
-        <w:t>culturally neutral</w:t>
-      </w:r>
-      <w:r>
-        <w:rPr/>
-        <w:t xml:space="preserve"> (acceptable to WEIRD, Islamic, Confucian parties)</w:t>
-      </w:r>
-    </w:p>
-    <w:p>
-      <w:r>
-        <w:rPr>
-          <w:b/>
-        </w:rPr>
-        <w:t>IusChain-Human-Rights</w:t>
-      </w:r>
-      <w:r>
-        <w:rPr/>
-        <w:t xml:space="preserve"> - </w:t>
-      </w:r>
-      <w:r>
-        <w:rPr>
-          <w:b/>
-        </w:rPr>
-        <w:t>Constitutional foundation</w:t>
-      </w:r>
-      <w:r>
-        <w:rPr/>
-        <w:t xml:space="preserve">: UDHR, ICCPR, ICESCR, regional conventions (ECHR, ACHR, ACHPR) - </w:t>
-      </w:r>
-      <w:r>
-        <w:rPr>
-          <w:b/>
-        </w:rPr>
-        <w:t>Example IusBlock</w:t>
-      </w:r>
-      <w:r>
-        <w:rPr/>
-        <w:t xml:space="preserve">: IusBlock€€_HR (interpretation of “torture” under CAT Article 1) - </w:t>
-      </w:r>
-      <w:r>
-        <w:rPr>
-          <w:b/>
-        </w:rPr>
-        <w:t>Why separate</w:t>
-      </w:r>
-      <w:r>
-        <w:rPr/>
-        <w:t xml:space="preserve">: Human rights have universal aspirations but culturally variant implementations - </w:t>
-      </w:r>
-      <w:r>
-        <w:rPr>
-          <w:b/>
-        </w:rPr>
-        <w:t>Mechanism</w:t>
-      </w:r>
-      <w:r>
-        <w:rPr/>
-        <w:t>: IusBlocks reference regional human rights jurisprudence (ECtHR for Europe, IACtHR for Americas)</w:t>
+        <w:t>IusChain-International-Trade - Constitutional foundation: UNCITRAL Model Law, Vienna Convention on Contracts, WTO Agreements - Example IusBlock: IusBlock_Trade (force majeure in international sales”CISG Art. 79) - Why separate: Trade requires predictability across cultural boundaries; parties opt into lex mercatoria - Mechanism: IusBlocks on this chain must be culturally neutral (acceptable to WEIRD, Islamic, Confucian parties)</w:t>
+      </w:r>
+    </w:p>
+    <w:p>
+      <w:r>
+        <w:t>IusChain-Human-Rights - Constitutional foundation: UDHR, ICCPR, ICESCR, regional conventions (ECHR, ACHR, ACHPR) - Example IusBlock: IusBlock_HR (interpretation of “torture” under CAT Article 1) - Why separate: Human rights have universal aspirations but culturally variant implementations - Mechanism: IusBlocks reference regional human rights jurisprudence (ECtHR for Europe, IACtHR for Americas)</w:t>
       </w:r>
     </w:p>
     <w:p>
@@ -2361,64 +2257,7 @@
     </w:p>
     <w:p>
       <w:r>
-        <w:rPr>
-          <w:b/>
-        </w:rPr>
-        <w:t>IusChain-Meta</w:t>
-      </w:r>
-      <w:r>
-        <w:rPr/>
-        <w:t xml:space="preserve"> - </w:t>
-      </w:r>
-      <w:r>
-        <w:rPr>
-          <w:b/>
-        </w:rPr>
-        <w:t>Purpose</w:t>
-      </w:r>
-      <w:r>
-        <w:rPr/>
-        <w:t xml:space="preserve">: Resolve conflicts between chains, facilitate cross-chain precedent borrowing - </w:t>
-      </w:r>
-      <w:r>
-        <w:rPr>
-          <w:b/>
-        </w:rPr>
-        <w:t>Example use case</w:t>
-      </w:r>
-      <w:r>
-        <w:rPr/>
-        <w:t xml:space="preserve">: WEIRD party and Islamic party enter contract€”which chain’s precedents govern? - </w:t>
-      </w:r>
-      <w:r>
-        <w:rPr>
-          <w:b/>
-        </w:rPr>
-        <w:t>Mechanism</w:t>
-      </w:r>
-      <w:r>
-        <w:rPr/>
-        <w:t xml:space="preserve">: Meta-chain contains </w:t>
-      </w:r>
-      <w:r>
-        <w:rPr>
-          <w:b/>
-        </w:rPr>
-        <w:t>conflict-of-laws IusBlocks</w:t>
-      </w:r>
-      <w:r>
-        <w:rPr/>
-        <w:t xml:space="preserve"> (choice-of-law rules, forum selection) - </w:t>
-      </w:r>
-      <w:r>
-        <w:rPr>
-          <w:b/>
-        </w:rPr>
-        <w:t>Validator set</w:t>
-      </w:r>
-      <w:r>
-        <w:rPr/>
-        <w:t>: International arbitrators with multi-cultural expertise</w:t>
+        <w:t>IusChain-Meta - Purpose: Resolve conflicts between chains, facilitate cross-chain precedent borrowing - Example use case: WEIRD party and Islamic party enter contract”which chain’s precedents govern? - Mechanism: Meta-chain contains conflict-of-laws IusBlocks (choice-of-law rules, forum selection) - Validator set: International arbitrators with multi-cultural expertise</w:t>
       </w:r>
     </w:p>
     <w:p>
@@ -2483,134 +2322,7 @@
     </w:p>
     <w:p>
       <w:r>
-        <w:rPr>
-          <w:b/>
-        </w:rPr>
-        <w:t>Process</w:t>
-      </w:r>
-      <w:r>
-        <w:rPr/>
-        <w:t xml:space="preserve">: 1. </w:t>
-      </w:r>
-      <w:r>
-        <w:rPr>
-          <w:b/>
-        </w:rPr>
-        <w:t>Query IusChain-Louisiana</w:t>
-      </w:r>
-      <w:r>
-        <w:rPr/>
-        <w:t xml:space="preserve">: Search for “abuse of rights” precedents - </w:t>
-      </w:r>
-      <w:r>
-        <w:rPr>
-          <w:b/>
-        </w:rPr>
-        <w:t>Result</w:t>
-      </w:r>
-      <w:r>
-        <w:rPr/>
-        <w:t xml:space="preserve">: IusBlock€€_Louisiana (1983 Perloff v. Sentry case) 2. </w:t>
-      </w:r>
-      <w:r>
-        <w:rPr>
-          <w:b/>
-        </w:rPr>
-        <w:t>Query IusChain-Continental-Europe</w:t>
-      </w:r>
-      <w:r>
-        <w:rPr/>
-        <w:t xml:space="preserve">: Search for “abus de droit” precedents - </w:t>
-      </w:r>
-      <w:r>
-        <w:rPr>
-          <w:b/>
-        </w:rPr>
-        <w:t>Result</w:t>
-      </w:r>
-      <w:r>
-        <w:rPr/>
-        <w:t xml:space="preserve">: IusBlock€_France (1855 Clement-Bayard case) - </w:t>
-      </w:r>
-      <w:r>
-        <w:rPr>
-          <w:b/>
-        </w:rPr>
-        <w:t>Result</w:t>
-      </w:r>
-      <w:r>
-        <w:rPr/>
-        <w:t xml:space="preserve">: IusBlock€_Germany (Â§226 BGB€”Schikaneverbot) 3. </w:t>
-      </w:r>
-      <w:r>
-        <w:rPr>
-          <w:b/>
-        </w:rPr>
-        <w:t>Observe convergent evolution</w:t>
-      </w:r>
-      <w:r>
-        <w:rPr/>
-        <w:t xml:space="preserve">: Louisiana IusBlock€€ and French IusBlock€ have </w:t>
-      </w:r>
-      <w:r>
-        <w:rPr>
-          <w:b/>
-        </w:rPr>
-        <w:t>identical logic</w:t>
-      </w:r>
-      <w:r>
-        <w:rPr/>
-        <w:t xml:space="preserve"> despite independent development - </w:t>
-      </w:r>
-      <w:r>
-        <w:rPr>
-          <w:b/>
-        </w:rPr>
-        <w:t>Louisiana reasoning</w:t>
-      </w:r>
-      <w:r>
-        <w:rPr/>
-        <w:t xml:space="preserve">: “Right exercised maliciously or without legitimate interest is not protected” - </w:t>
-      </w:r>
-      <w:r>
-        <w:rPr>
-          <w:b/>
-        </w:rPr>
-        <w:t>French reasoning</w:t>
-      </w:r>
-      <w:r>
-        <w:rPr/>
-        <w:t xml:space="preserve">: “Droit exerce uniquement pour nuire Ã autrui est abusif” 4. </w:t>
-      </w:r>
-      <w:r>
-        <w:rPr>
-          <w:b/>
-        </w:rPr>
-        <w:t>Cross-chain citation</w:t>
-      </w:r>
-      <w:r>
-        <w:rPr/>
-        <w:t xml:space="preserve">: Louisiana IusBlock€€ </w:t>
-      </w:r>
-      <w:r>
-        <w:rPr>
-          <w:b/>
-        </w:rPr>
-        <w:t>cites</w:t>
-      </w:r>
-      <w:r>
-        <w:rPr/>
-        <w:t xml:space="preserve"> IusBlock€_France as supporting precedent 5. </w:t>
-      </w:r>
-      <w:r>
-        <w:rPr>
-          <w:b/>
-        </w:rPr>
-        <w:t>Fitness boost</w:t>
-      </w:r>
-      <w:r>
-        <w:rPr/>
-        <w:t>: IusBlock€€ gains JurisRank because it has cross-cultural validation (not just local)</w:t>
+        <w:t>Process: 1. Query IusChain-Louisiana: Search for “abuse of rights” precedents - Result: IusBlock_Louisiana (1983 Perloff v. Sentry case) 2. Query IusChain-Continental-Europe: Search for “abus de droit” precedents - Result: IusBlock_France (1855 Clement-Bayard case) - Result: IusBlock_Germany (Â§226 BGB”Schikaneverbot) 3. Observe convergent evolution: Louisiana IusBlock_ and French IusBlock have identical logic despite independent development - Louisiana reasoning: “Right exercised maliciously or without legitimate interest is not protected” - French reasoning: “Droit exerce uniquement pour nuire Ã autrui est abusif” 4. Cross-chain citation: Louisiana IusBlock_ cites IusBlock_France as supporting precedent 5. Fitness boost: IusBlock_ gains JurisRank because it has cross-cultural validation (not just local)</w:t>
       </w:r>
     </w:p>
     <w:p>
@@ -2876,46 +2588,12 @@
     </w:p>
     <w:p>
       <w:r>
-        <w:rPr>
-          <w:b/>
-        </w:rPr>
-        <w:t>Scenario 1</w:t>
-      </w:r>
-      <w:r>
-        <w:rPr/>
-        <w:t xml:space="preserve">: Louisiana IusBlock€€ (abuse of rights) converges with France IusBlock€ - Cultural distance: 2 (both civil law, shared heritage) - Bonus: 2 Ã— 20 = 40 points - </w:t>
-      </w:r>
-      <w:r>
-        <w:rPr>
-          <w:b/>
-        </w:rPr>
-        <w:t>Interpretation</w:t>
-      </w:r>
-      <w:r>
-        <w:rPr/>
-        <w:t>: Modest convergence signal (expected due to shared legal DNA)</w:t>
-      </w:r>
-    </w:p>
-    <w:p>
-      <w:r>
-        <w:rPr>
-          <w:b/>
-        </w:rPr>
-        <w:t>Scenario 2</w:t>
-      </w:r>
-      <w:r>
-        <w:rPr/>
-        <w:t xml:space="preserve">: WEIRD IusBlock€€ (freedom of speech protections) converges with Confucian IusBlock€ (harmony-bounded speech) - Cultural distance: 7 (individualist vs collectivist, adversarial vs conciliatory) - Bonus: 7 Ã— 20 = 140 points - </w:t>
-      </w:r>
-      <w:r>
-        <w:rPr>
-          <w:b/>
-        </w:rPr>
-        <w:t>Interpretation</w:t>
-      </w:r>
-      <w:r>
-        <w:rPr/>
-        <w:t>: Strong convergence signal (unexpected, indicates robust adaptive fitness despite institutional differences)</w:t>
+        <w:t>Scenario 1: Louisiana IusBlock_ (abuse of rights) converges with France IusBlock - Cultural distance: 2 (both civil law, shared heritage) - Bonus: 2 Ã— 20 = 40 points - Interpretation: Modest convergence signal (expected due to shared legal DNA)</w:t>
+      </w:r>
+    </w:p>
+    <w:p>
+      <w:r>
+        <w:t>Scenario 2: WEIRD IusBlock_ (freedom of speech protections) converges with Confucian IusBlock (harmony-bounded speech) - Cultural distance: 7 (individualist vs collectivist, adversarial vs conciliatory) - Bonus: 7 Ã— 20 = 140 points - Interpretation: Strong convergence signal (unexpected, indicates robust adaptive fitness despite institutional differences)</w:t>
       </w:r>
     </w:p>
     <w:p>
@@ -3148,8 +2826,7 @@
     </w:p>
     <w:p>
       <w:r>
-        <w:rPr/>
-        <w:t>IusBlock€€_Louisiana: norm: "Louisiana Civil Code Art. 2315 (delictual liability)" interpretation: "Right exercised without legitimate interest and solely to harm another is not protected; constitutes delict" fact_pattern: ["property owner exercises easement to block neighbor's business", "no benefit to owner", "sole motivation is malice"] ruling: "Abuse of right; damages awarded to injured party" RootFinder_trace: ["Art. 2315", "French CC Art. 1382 (pre-1803)", "Roman Digest 50.17.151 (equity)"] cross_chain_citations: ["IusBlock€_France", "IusBlock€_Germany"] jurisRank: 678  # Cross-cultural fitness calculation: # France citation: cultural_distance(Louisiana, Continental-Europe) = 2 # Germany citation: cultural_distance(Louisiana, Continental-Europe) = 2 # Bonus: (2 + 2) Ã— 20 = 80 points cross_cultural_fitness: 758 (base 678 + 80 bonus)</w:t>
+        <w:t>IusBlock_Louisiana: norm: "Louisiana Civil Code Art. 2315 (delictual liability)" interpretation: "Right exercised without legitimate interest and solely to harm another is not protected; constitutes delict" fact_pattern: ["property owner exercises easement to block neighbor's business", "no benefit to owner", "sole motivation is malice"] ruling: "Abuse of right; damages awarded to injured party" RootFinder_trace: ["Art. 2315", "French CC Art. 1382 (pre-1803)", "Roman Digest 50.17.151 (equity)"] cross_chain_citations: ["IusBlock_France", "IusBlock_Germany"] jurisRank: 678  # Cross-cultural fitness calculation: # France citation: cultural_distance(Louisiana, Continental-Europe) = 2 # Germany citation: cultural_distance(Louisiana, Continental-Europe) = 2 # Bonus: (2 + 2) Ã— 20 = 80 points cross_cultural_fitness: 758 (base 678 + 80 bonus)</w:t>
       </w:r>
     </w:p>
     <w:p>
@@ -3166,12 +2843,7 @@
     </w:p>
     <w:p>
       <w:r>
-        <w:rPr/>
-        <w:t xml:space="preserve">IusBlock€_France: norm: "Code Civil Art. 1240 (responsabilite civile)" interpretation: "Abus de droit: Droit exerce sans interÃªt legitime et dans seul but de nuire constitue faute" fact_pattern: ["proprietaire exerce servitude pour bloquer commerce du voisin", "aucun avantage pour proprietaire", "seule motivation est malveillance"] ruling: "Abus de droit; </w:t>
-      </w:r>
-      <w:r>
-        <w:rPr/>
-        <w:t>dommages-interÃªts accordes" RootFinder_trace: ["Art. 1240 (ex-1382)", "Clement-Bayard 1915", "Domat Lois civiles (1689)"] cross_chain_citations: ["IusBlock€€_Louisiana", "IusBlock€_Germany"] jurisRank: 892  # Cross-cultural fitness calculation: # Louisiana citation: cultural_distance(Continental-Europe, Louisiana) = 2 # Germany citation: cultural_distance(Continental-Europe, Germany) = 1 (same family) # Bonus: (2 + 1) Ã— 20 = 60 points cross_cultural_fitness: 952 (base 892 + 60 bonus)</w:t>
+        <w:t>IusBlock_France: norm: "Code Civil Art. 1240 (responsabilite civile)" interpretation: "Abus de droit: Droit exerce sans interÃªt legitime et dans seul but de nuire constitue faute" fact_pattern: ["proprietaire exerce servitude pour bloquer commerce du voisin", "aucun avantage pour proprietaire", "seule motivation est malveillance"] ruling: "Abus de droit; dommages-interÃªts accordes" RootFinder_trace: ["Art. 1240 (ex-1382)", "Clement-Bayard 1915", "Domat Lois civiles (1689)"] cross_chain_citations: ["IusBlock_Louisiana", "IusBlock_Germany"] jurisRank: 892  # Cross-cultural fitness calculation: # Louisiana citation: cultural_distance(Continental-Europe, Louisiana) = 2 # Germany citation: cultural_distance(Continental-Europe, Germany) = 1 (same family) # Bonus: (2 + 1) Ã— 20 = 60 points cross_cultural_fitness: 952 (base 892 + 60 bonus)</w:t>
       </w:r>
     </w:p>
     <w:p>
@@ -3262,8 +2934,7 @@
     </w:p>
     <w:p>
       <w:r>
-        <w:rPr/>
-        <w:t>IusBlock€€_WEIRD (Freedom of expression protections): cross_chain_citations: ["IusBlock€_Confucian"] cultural_distance(WEIRD, Confucian) = 7 Bonus: 7 Ã— 20 = 140 points (3.5Ã— larger than Louisiana”France)</w:t>
+        <w:t>IusBlock_WEIRD (Freedom of expression protections): cross_chain_citations: ["IusBlock_Confucian"] cultural_distance(WEIRD, Confucian) = 7 Bonus: 7 Ã— 20 = 140 points (3.5Ã— larger than Louisiana”France)</w:t>
       </w:r>
     </w:p>
     <w:p>
@@ -4333,8 +4004,7 @@
     </w:p>
     <w:p>
       <w:r>
-        <w:rPr/>
-        <w:t>IusBlock€_Commensal: norm: "Payment currency specification" interpretation: "Unless otherwise specified, payments in Argentine contracts default to Argentine pesos (ARS), not USD." fact_pattern: ["domestic contract", "no currency specified"] ruling: "Default to local currency" jurisRank: 150 (adopted widely in Argentina, ignored elsewhere) fairness_score: 0.8 (neutral, no complaints)</w:t>
+        <w:t>IusBlock_Commensal: norm: "Payment currency specification" interpretation: "Unless otherwise specified, payments in Argentine contracts default to Argentine pesos (ARS), not USD." fact_pattern: ["domestic contract", "no currency specified"] ruling: "Default to local currency" jurisRank: 150 (adopted widely in Argentina, ignored elsewhere) fairness_score: 0.8 (neutral, no complaints)</w:t>
       </w:r>
     </w:p>
     <w:p>
@@ -4381,8 +4051,7 @@
     </w:p>
     <w:p>
       <w:r>
-        <w:rPr/>
-        <w:t>IusBlock€€_Mutualistic: norm: "Exercise of contractual rights" interpretation: "Formal rights may not be exercised solely to harm counterparty without legitimate interest (abuse of rights / abus de droit)." fact_pattern: ["right holder acts with spite motive", "no benefit to right holder", "substantial harm to counterparty"] ruling: "Exercise of right is abusive and unenforceable" jurisRank: 1847 (adopted across Louisiana, France, Germany, Argentina, Spain) fairness_score: 0.95 (low appeal rate, high satisfaction) RootFinder_trace: Good faith principle (Civil Code Art. 1134 FR, Art. 1198 AR) ’ pacta sunt servanda with equity constraint</w:t>
+        <w:t>IusBlock_Mutualistic: norm: "Exercise of contractual rights" interpretation: "Formal rights may not be exercised solely to harm counterparty without legitimate interest (abuse of rights / abus de droit)." fact_pattern: ["right holder acts with spite motive", "no benefit to right holder", "substantial harm to counterparty"] ruling: "Exercise of right is abusive and unenforceable" jurisRank: 1847 (adopted across Louisiana, France, Germany, Argentina, Spain) fairness_score: 0.95 (low appeal rate, high satisfaction) RootFinder_trace: Good faith principle (Civil Code Art. 1134 FR, Art. 1198 AR) ’ pacta sunt servanda with equity constraint</w:t>
       </w:r>
     </w:p>
     <w:p>
@@ -4687,8 +4356,7 @@
     </w:p>
     <w:p>
       <w:r>
-        <w:rPr/>
-        <w:t>Contract signed ’ Adopt IusBlock€€ for term T ’ Dispute arises ’ IusBlock€€ applies ’ Predictable outcome</w:t>
+        <w:t>Contract signed ’ Adopt IusBlock_ for term T ’ Dispute arises ’ IusBlock_ applies ’ Predictable outcome</w:t>
       </w:r>
     </w:p>
     <w:p>
@@ -4818,156 +4486,867 @@
     </w:p>
     <w:p>
       <w:r>
-        <w:rPr>
-          <w:b/>
-        </w:rPr>
-        <w:t>Scenario:</w:t>
-      </w:r>
-      <w:r>
-        <w:rPr/>
-        <w:t xml:space="preserve"> 1. Early case C resolves term T as meaning X 2. Resolution is </w:t>
+        <w:t>Scenario: 1. Early case C resolves term T as meaning X 2. Resolution is mediocre (not optimal, but not terrible) 3. Due to timing (C is first), it accumulates high JurisRank 4. Later cases C, C, adopt C’s interpretation due to high JurisRank 5. Better interpretation Y is proposed in case C, but has low JurisRank 6. Lock-in: X persists despite being suboptimal</w:t>
+      </w:r>
+    </w:p>
+    <w:p>
+      <w:r>
+        <w:rPr/>
+        <w:t xml:space="preserve">This is </w:t>
+      </w:r>
+      <w:r>
+        <w:rPr>
+          <w:b/>
+        </w:rPr>
+        <w:t>path dependence</w:t>
+      </w:r>
+      <w:r>
+        <w:rPr/>
+        <w:t xml:space="preserve"> (Arthur 1989; David 1985), analogous to: - </w:t>
+      </w:r>
+      <w:r>
+        <w:rPr>
+          <w:b/>
+        </w:rPr>
+        <w:t>QWERTY keyboard</w:t>
+      </w:r>
+      <w:r>
+        <w:rPr/>
+        <w:t xml:space="preserve">: Inferior layout persists due to installed base - </w:t>
+      </w:r>
+      <w:r>
+        <w:rPr>
+          <w:b/>
+        </w:rPr>
+        <w:t>VHS vs. Betamax</w:t>
+      </w:r>
+      <w:r>
+        <w:rPr/>
+        <w:t xml:space="preserve">: VHS won despite inferior quality (timing advantage) - </w:t>
+      </w:r>
+      <w:r>
+        <w:rPr>
+          <w:b/>
+        </w:rPr>
+        <w:t>Common law</w:t>
+      </w:r>
+      <w:r>
+        <w:rPr/>
+        <w:t>: Doctrine of consideration persists despite economic inefficiency</w:t>
+      </w:r>
+    </w:p>
+    <w:p>
+      <w:r>
+        <w:rPr/>
+        <w:t>Mitigation 1: Sunset Clauses</w:t>
+      </w:r>
+    </w:p>
+    <w:p>
+      <w:r>
+        <w:rPr/>
+        <w:t xml:space="preserve">Precedents expire after time T (e.g., 2 years) and require </w:t>
+      </w:r>
+      <w:r>
+        <w:rPr>
+          <w:b/>
+        </w:rPr>
+        <w:t>revalidation</w:t>
+      </w:r>
+      <w:r>
+        <w:rPr/>
+        <w:t>: - Community of arbitrators reviews precedent - If still widely used and no complaints, renew - If criticized or unused, deprecate</w:t>
+      </w:r>
+    </w:p>
+    <w:p>
+      <w:r>
+        <w:rPr/>
+        <w:t xml:space="preserve">This prevents </w:t>
+      </w:r>
+      <w:r>
+        <w:rPr>
+          <w:b/>
+        </w:rPr>
+        <w:t>zombie precedents</w:t>
+      </w:r>
+      <w:r>
+        <w:rPr/>
+        <w:t xml:space="preserve"> (widely adopted but obsolete).</w:t>
+      </w:r>
+    </w:p>
+    <w:p>
+      <w:r>
+        <w:rPr/>
+        <w:t>Mitigation 2: Fairness Scoring</w:t>
+      </w:r>
+    </w:p>
+    <w:p>
+      <w:r>
+        <w:rPr/>
+        <w:t xml:space="preserve">Precedents track not just </w:t>
+      </w:r>
+      <w:r>
+        <w:rPr>
+          <w:b/>
+        </w:rPr>
+        <w:t>adoption count</w:t>
+      </w:r>
+      <w:r>
+        <w:rPr/>
+        <w:t xml:space="preserve"> but </w:t>
+      </w:r>
+      <w:r>
+        <w:rPr>
+          <w:b/>
+        </w:rPr>
+        <w:t>fairness metrics</w:t>
+      </w:r>
+      <w:r>
+        <w:rPr/>
+        <w:t>:</w:t>
+      </w:r>
+    </w:p>
+    <w:p>
+      <w:r>
+        <w:rPr/>
+        <w:t>FairnessScore = alpha PartyBalanceScore + beta PublicPolicyCompliance + gamma ArbitratorConsensus</w:t>
+      </w:r>
+    </w:p>
+    <w:p>
+      <w:r>
+        <w:rPr/>
+        <w:t xml:space="preserve">Where: - </w:t>
+      </w:r>
+      <w:r>
+        <w:rPr>
+          <w:b/>
+        </w:rPr>
+        <w:t>PartyBalanceScore</w:t>
+      </w:r>
+      <w:r>
+        <w:rPr/>
+        <w:t xml:space="preserve">: Does precedent disproportionately favor one party type? (e.g., always favors buyers over sellers) - </w:t>
+      </w:r>
+      <w:r>
+        <w:rPr>
+          <w:b/>
+        </w:rPr>
+        <w:t>PublicPolicyCompliance</w:t>
+      </w:r>
+      <w:r>
+        <w:rPr/>
+        <w:t xml:space="preserve">: Does precedent violate mandatory law? (e.g., waive employee rights) - </w:t>
+      </w:r>
+      <w:r>
+        <w:rPr>
+          <w:b/>
+        </w:rPr>
+        <w:t>ArbitratorConsensus</w:t>
+      </w:r>
+      <w:r>
+        <w:rPr/>
+        <w:t>: Did arbitrators reach unanimous decision or narrow split?</w:t>
+      </w:r>
+    </w:p>
+    <w:p>
+      <w:r>
+        <w:rPr/>
+        <w:t xml:space="preserve">Low-fairness precedents trigger </w:t>
+      </w:r>
+      <w:r>
+        <w:rPr>
+          <w:b/>
+        </w:rPr>
+        <w:t>warning flags</w:t>
+      </w:r>
+      <w:r>
+        <w:rPr/>
+        <w:t xml:space="preserve"> in UI, discouraging blind adoption.</w:t>
+      </w:r>
+    </w:p>
+    <w:p>
+      <w:r>
+        <w:rPr/>
+        <w:t>Mitigation 3: Competitive Challenges</w:t>
+      </w:r>
+    </w:p>
+    <w:p>
+      <w:r>
+        <w:rPr/>
+        <w:t xml:space="preserve">Any party can </w:t>
+      </w:r>
+      <w:r>
+        <w:rPr>
+          <w:b/>
+        </w:rPr>
+        <w:t>challenge</w:t>
+      </w:r>
+      <w:r>
+        <w:rPr/>
+        <w:t xml:space="preserve"> a precedent by: 1. Filing dispute with same term T but arguing for interpretation Y X 2. If new arbitrators rule Y is better, create competing precedent P1 3. P and P1 coexist; market decides which is superior</w:t>
+      </w:r>
+    </w:p>
+    <w:p>
+      <w:r>
+        <w:t>This enables “evolutionary radiation””multiple interpretations compete until one dominates.</w:t>
+      </w:r>
+    </w:p>
+    <w:p>
+      <w:r>
+        <w:rPr/>
+        <w:t>Open Question: Can CriptoIus Avoid QWERTY?</w:t>
+      </w:r>
+    </w:p>
+    <w:p>
+      <w:r>
+        <w:t>Empirical question for future research: - Historical analysis: Did common law avoid path dependence? (No”consideration doctrine example) - Simulation: What parameters (sunset period, challenge cost) minimize lock-in? - Field test: Deploy CriptoIus prototype and measure precedent turnover rate</w:t>
+      </w:r>
+    </w:p>
+    <w:p>
+      <w:r>
+        <w:rPr/>
+        <w:t xml:space="preserve">If CriptoIus cannot avoid QWERTY problems, may not improve on traditional precedent. This is a </w:t>
+      </w:r>
+      <w:r>
+        <w:rPr>
+          <w:b/>
+        </w:rPr>
+        <w:t>falsifiable prediction</w:t>
+      </w:r>
+      <w:r>
+        <w:rPr/>
+        <w:t xml:space="preserve"> of our theory.</w:t>
+      </w:r>
+    </w:p>
+    <w:p>
+      <w:r>
+        <w:rPr/>
+      </w:r>
+    </w:p>
+    <w:p>
+      <w:r>
+        <w:rPr/>
+        <w:t>II.E. Integration with Constitutional Tracing (RootFinder)</w:t>
+      </w:r>
+    </w:p>
+    <w:p>
+      <w:r>
+        <w:rPr/>
+        <w:t>The Arbitrariness Problem</w:t>
+      </w:r>
+    </w:p>
+    <w:p>
+      <w:r>
+        <w:rPr/>
+        <w:t xml:space="preserve">Pure precedent systems (like Kleros) are </w:t>
+      </w:r>
+      <w:r>
+        <w:rPr>
+          <w:b/>
+        </w:rPr>
+        <w:t>normatively arbitrary</w:t>
+      </w:r>
+      <w:r>
+        <w:rPr/>
+        <w:t xml:space="preserve">: Why should parties accept precedent P? Only because others have. This is </w:t>
+      </w:r>
+      <w:r>
+        <w:rPr>
+          <w:b/>
+        </w:rPr>
+        <w:t>Humean conventionalism</w:t>
+      </w:r>
+      <w:r>
+        <w:rPr/>
+        <w:t xml:space="preserve"> (Hume 1740; Lewis 1969): rules emerge from coordination, not from justice.</w:t>
+      </w:r>
+    </w:p>
+    <w:p>
+      <w:r>
+        <w:rPr>
+          <w:b/>
+        </w:rPr>
+        <w:t>CriptoIus adds normative grounding</w:t>
+      </w:r>
+      <w:r>
+        <w:rPr/>
+        <w:t xml:space="preserve"> through </w:t>
+      </w:r>
+      <w:r>
+        <w:rPr>
+          <w:b/>
+        </w:rPr>
+        <w:t>CriptoIusConstitution</w:t>
+      </w:r>
+      <w:r>
+        <w:rPr/>
+        <w:t>:</w:t>
+      </w:r>
+    </w:p>
+    <w:p>
+      <w:r>
+        <w:rPr/>
+        <w:t>Layer 0 (Constitutional): Immutable fundamental principles (e.g., pacta sunt servanda, good faith)</w:t>
+      </w:r>
+    </w:p>
+    <w:p>
+      <w:r>
+        <w:rPr/>
+        <w:t xml:space="preserve">Layer 1-3 (Contractual): Precedents that </w:t>
+      </w:r>
+      <w:r>
+        <w:rPr>
+          <w:b/>
+        </w:rPr>
+        <w:t>trace back</w:t>
+      </w:r>
+      <w:r>
+        <w:rPr/>
+        <w:t xml:space="preserve"> to constitutional principles</w:t>
+      </w:r>
+    </w:p>
+    <w:p>
+      <w:r>
+        <w:rPr>
+          <w:b/>
+        </w:rPr>
+        <w:t>RootFinder validation</w:t>
+      </w:r>
+      <w:r>
+        <w:rPr/>
+        <w:t>:</w:t>
+      </w:r>
+    </w:p>
+    <w:p>
+      <w:r>
+        <w:rPr/>
+        <w:t>Precedent P ’ derives from Legal Norm N ’ derives from Constitutional Principle CIf trace succeeds: P is validIf trace fails: P is rejected (violates foundational principles)</w:t>
+      </w:r>
+    </w:p>
+    <w:p>
+      <w:r>
+        <w:rPr/>
+        <w:t>Example: Good Faith Requirement</w:t>
+      </w:r>
+    </w:p>
+    <w:p>
+      <w:r>
+        <w:rPr>
+          <w:b/>
+        </w:rPr>
+        <w:t>Constitutional Principle (Layer 0)</w:t>
+      </w:r>
+      <w:r>
+        <w:rPr/>
+        <w:t>: &gt; “All contracts shall be performed in good faith”</w:t>
+      </w:r>
+    </w:p>
+    <w:p>
+      <w:r>
+        <w:rPr>
+          <w:b/>
+        </w:rPr>
+        <w:t>Legal Norm (Layer 1)</w:t>
+      </w:r>
+      <w:r>
+        <w:rPr/>
+        <w:t>: &gt; “Good faith prohibits conduct intended solely to harm the other party”</w:t>
+      </w:r>
+    </w:p>
+    <w:p>
+      <w:r>
+        <w:rPr>
+          <w:b/>
+        </w:rPr>
+        <w:t>Precedent (Layer 2)</w:t>
+      </w:r>
+      <w:r>
+        <w:rPr/>
+        <w:t>: &gt; “In construction contracts, withholding final payment for 60+ days without reason violates good faith”</w:t>
+      </w:r>
+    </w:p>
+    <w:p>
+      <w:r>
+        <w:rPr>
+          <w:b/>
+        </w:rPr>
+        <w:t>RootFinder trace</w:t>
+      </w:r>
+      <w:r>
+        <w:rPr/>
+        <w:t>:</w:t>
+      </w:r>
+    </w:p>
+    <w:p>
+      <w:r>
+        <w:rPr/>
+        <w:t>Precedent P1 “ derives fromLegal Norm N (good faith = no harm-only conduct) “ derives fromConstitutional Principle C (good faith requirement) œ“ Valid</w:t>
+      </w:r>
+    </w:p>
+    <w:p>
+      <w:r>
+        <w:rPr>
+          <w:b/>
+        </w:rPr>
+        <w:t>Contrast: Invalid precedent</w:t>
+      </w:r>
+      <w:r>
+        <w:rPr/>
+        <w:t>:</w:t>
+      </w:r>
+    </w:p>
+    <w:p>
+      <w:r>
+        <w:rPr/>
+        <w:t>Precedent P1: "Parties may waive all good faith obligations" “ contradictsConstitutional Principle C œ— Rejected</w:t>
+      </w:r>
+    </w:p>
+    <w:p>
+      <w:r>
+        <w:rPr/>
+        <w:t>Why This Matters</w:t>
+      </w:r>
+    </w:p>
+    <w:p>
+      <w:r>
+        <w:rPr/>
+        <w:t xml:space="preserve">Without constitutional tracing, CriptoIus is just “majority rule” (parties adopt what’s popular). With it, </w:t>
+      </w:r>
+      <w:r>
+        <w:rPr>
+          <w:b/>
+        </w:rPr>
+        <w:t>CriptoIus has normative legitimacy</w:t>
+      </w:r>
+      <w:r>
+        <w:rPr/>
+        <w:t>: precedents are not arbitrary; they derive from foundational principles that parties accepted when joining the system.</w:t>
+      </w:r>
+    </w:p>
+    <w:p>
+      <w:r>
+        <w:rPr/>
+        <w:t xml:space="preserve">This solves the </w:t>
+      </w:r>
+      <w:r>
+        <w:rPr>
+          <w:b/>
+        </w:rPr>
+        <w:t>Euthyphro dilemma</w:t>
+      </w:r>
+      <w:r>
+        <w:rPr/>
+        <w:t xml:space="preserve"> for contractual precedent: - </w:t>
       </w:r>
       <w:r>
         <w:rPr>
           <w:i/>
         </w:rPr>
-        <w:t>mediocre</w:t>
-      </w:r>
-      <w:r>
-        <w:rPr/>
-        <w:t xml:space="preserve"> (not optimal, but not terrible) 3. Due to </w:t>
-      </w:r>
-      <w:r>
-        <w:rPr>
-          <w:b/>
-        </w:rPr>
-        <w:t>timing</w:t>
-      </w:r>
-      <w:r>
-        <w:rPr/>
-        <w:t xml:space="preserve"> (C is first), it accumulates high JurisRank 4. Later cases C, C, adopt C’s interpretation due to high JurisRank 5. </w:t>
+        <w:t>Conventionalism</w:t>
+      </w:r>
+      <w:r>
+        <w:rPr/>
+        <w:t xml:space="preserve">: “Is precedent P binding because parties adopt it?” (arbitrary) - </w:t>
       </w:r>
       <w:r>
         <w:rPr>
           <w:i/>
         </w:rPr>
-        <w:t>Better</w:t>
-      </w:r>
-      <w:r>
-        <w:rPr/>
-        <w:t xml:space="preserve"> interpretation Y is proposed in case C€, but has low JurisRank 6. </w:t>
-      </w:r>
-      <w:r>
-        <w:rPr>
-          <w:b/>
-        </w:rPr>
-        <w:t>Lock-in</w:t>
-      </w:r>
-      <w:r>
-        <w:rPr/>
-        <w:t>: X persists despite being suboptimal</w:t>
-      </w:r>
-    </w:p>
-    <w:p>
-      <w:r>
-        <w:rPr/>
-        <w:t xml:space="preserve">This is </w:t>
-      </w:r>
-      <w:r>
-        <w:rPr>
-          <w:b/>
-        </w:rPr>
-        <w:t>path dependence</w:t>
-      </w:r>
-      <w:r>
-        <w:rPr/>
-        <w:t xml:space="preserve"> (Arthur 1989; David 1985), analogous to: - </w:t>
-      </w:r>
-      <w:r>
-        <w:rPr>
-          <w:b/>
-        </w:rPr>
-        <w:t>QWERTY keyboard</w:t>
-      </w:r>
-      <w:r>
-        <w:rPr/>
-        <w:t xml:space="preserve">: Inferior layout persists due to installed base - </w:t>
-      </w:r>
-      <w:r>
-        <w:rPr>
-          <w:b/>
-        </w:rPr>
-        <w:t>VHS vs. Betamax</w:t>
-      </w:r>
-      <w:r>
-        <w:rPr/>
-        <w:t xml:space="preserve">: VHS won despite inferior quality (timing advantage) - </w:t>
-      </w:r>
-      <w:r>
-        <w:rPr>
-          <w:b/>
-        </w:rPr>
-        <w:t>Common law</w:t>
-      </w:r>
-      <w:r>
-        <w:rPr/>
-        <w:t>: Doctrine of consideration persists despite economic inefficiency</w:t>
-      </w:r>
-    </w:p>
-    <w:p>
-      <w:r>
-        <w:rPr/>
-        <w:t>Mitigation 1: Sunset Clauses</w:t>
-      </w:r>
-    </w:p>
-    <w:p>
-      <w:r>
-        <w:rPr/>
-        <w:t xml:space="preserve">Precedents expire after time T (e.g., 2 years) and require </w:t>
-      </w:r>
-      <w:r>
-        <w:rPr>
-          <w:b/>
-        </w:rPr>
-        <w:t>revalidation</w:t>
-      </w:r>
-      <w:r>
-        <w:rPr/>
-        <w:t>: - Community of arbitrators reviews precedent - If still widely used and no complaints, renew - If criticized or unused, deprecate</w:t>
-      </w:r>
-    </w:p>
-    <w:p>
-      <w:r>
-        <w:rPr/>
-        <w:t xml:space="preserve">This prevents </w:t>
-      </w:r>
-      <w:r>
-        <w:rPr>
-          <w:b/>
-        </w:rPr>
-        <w:t>zombie precedents</w:t>
-      </w:r>
-      <w:r>
-        <w:rPr/>
-        <w:t xml:space="preserve"> (widely adopted but obsolete).</w:t>
-      </w:r>
-    </w:p>
-    <w:p>
-      <w:r>
-        <w:rPr/>
-        <w:t>Mitigation 2: Fairness Scoring</w:t>
-      </w:r>
-    </w:p>
-    <w:p>
-      <w:r>
-        <w:rPr/>
-        <w:t xml:space="preserve">Precedents track not just </w:t>
-      </w:r>
-      <w:r>
-        <w:rPr>
-          <w:b/>
-        </w:rPr>
-        <w:t>adoption count</w:t>
+        <w:t>Naturalism</w:t>
+      </w:r>
+      <w:r>
+        <w:rPr/>
+        <w:t xml:space="preserve">: “Or do parties adopt P because it’s inherently just?” (non-empirical) - </w:t>
+      </w:r>
+      <w:r>
+        <w:rPr>
+          <w:i/>
+        </w:rPr>
+        <w:t>CriptoIus</w:t>
+      </w:r>
+      <w:r>
+        <w:rPr/>
+        <w:t>: “P is binding because it derives from constitutional principle C, which parties accepted voluntarily” (grounded but voluntary)</w:t>
+      </w:r>
+    </w:p>
+    <w:p>
+      <w:r>
+        <w:rPr/>
+      </w:r>
+    </w:p>
+    <w:p>
+      <w:r>
+        <w:rPr/>
+        <w:t>II.F. Contractual Compatibilism: Voluntary Determinism and Evolved Freedom</w:t>
+      </w:r>
+    </w:p>
+    <w:p>
+      <w:r>
+        <w:rPr/>
+        <w:t>The False Dichotomy</w:t>
+      </w:r>
+    </w:p>
+    <w:p>
+      <w:r>
+        <w:rPr/>
+        <w:t>Contemporary debates about smart contracts present a false choice between two extremes:</w:t>
+      </w:r>
+    </w:p>
+    <w:p>
+      <w:r>
+        <w:rPr>
+          <w:b/>
+        </w:rPr>
+        <w:t>Extreme 1: Total Determinism (Pure Smart Contracts)</w:t>
+      </w:r>
+      <w:r>
+        <w:rPr/>
+        <w:t xml:space="preserve"> - Every obligation encoded in binary code - Zero human interpretation permitted - Execution is mechanical and irreversible - Maximizes predictability but eliminates flexibility</w:t>
+      </w:r>
+    </w:p>
+    <w:p>
+      <w:r>
+        <w:rPr>
+          <w:b/>
+        </w:rPr>
+        <w:t>Extreme 2: Total Discretion (Traditional Arbitration)</w:t>
+      </w:r>
+      <w:r>
+        <w:rPr/>
+        <w:t xml:space="preserve"> - Judges/arbitrators decide each dispute de novo - Broad interpretive latitude without precedential constraints - Decisions are context-sensitive and equitable - Maximizes flexibility but eliminates predictability</w:t>
+      </w:r>
+    </w:p>
+    <w:p>
+      <w:r>
+        <w:rPr/>
+        <w:t>Neither extreme is sustainable for commercial contracts. The first fails because commercial reality is irreducibly ambiguous (force majeure, material breach, reasonableness cannot be fully specified). The second fails because parties require ex ante certainty to price risk and secure financing.</w:t>
+      </w:r>
+    </w:p>
+    <w:p>
+      <w:r>
+        <w:rPr/>
+        <w:t>Yet legal theorists often assume these are the only options: either embrace the “code is law” ideology (Lessig 1999; Wright &amp; De Filippi 2015) or retreat to traditional human-centered adjudication (Werbach 2018).</w:t>
+      </w:r>
+    </w:p>
+    <w:p>
+      <w:r>
+        <w:rPr/>
+        <w:t>Dennett’s Compatibilist Solution</w:t>
+      </w:r>
+    </w:p>
+    <w:p>
+      <w:r>
+        <w:rPr/>
+        <w:t xml:space="preserve">Daniel Dennett’s </w:t>
+      </w:r>
+      <w:r>
+        <w:rPr>
+          <w:i/>
+        </w:rPr>
+        <w:t>Freedom Evolves</w:t>
+      </w:r>
+      <w:r>
+        <w:rPr/>
+        <w:t xml:space="preserve"> (2003) and </w:t>
+      </w:r>
+      <w:r>
+        <w:rPr>
+          <w:i/>
+        </w:rPr>
+        <w:t>Elbow Room</w:t>
+      </w:r>
+      <w:r>
+        <w:rPr/>
+        <w:t xml:space="preserve"> (1984) offer a philosophical framework to dissolve this false dichotomy. Dennett’s central argument concerns free will and determinism:</w:t>
+      </w:r>
+    </w:p>
+    <w:p>
+      <w:r>
+        <w:rPr>
+          <w:b/>
+        </w:rPr>
+        <w:t>The Incompatibilist Position:</w:t>
+      </w:r>
+    </w:p>
+    <w:p>
+      <w:r>
+        <w:rPr/>
+        <w:t>If determinism is true ’ Actions are fully caused by prior eventsIf actions are fully caused ’ Agents are not freeTherefore: Determinism destroys freedom</w:t>
+      </w:r>
+    </w:p>
+    <w:p>
+      <w:r>
+        <w:rPr>
+          <w:b/>
+        </w:rPr>
+        <w:t>Dennett’s Compatibilist Rebuttal:</w:t>
+      </w:r>
+    </w:p>
+    <w:p>
+      <w:r>
+        <w:rPr/>
+        <w:t xml:space="preserve">Dennett argues that this reasoning commits a category error. Freedom is not </w:t>
+      </w:r>
+      <w:r>
+        <w:rPr>
+          <w:b/>
+        </w:rPr>
+        <w:t>absence of causation</w:t>
+      </w:r>
+      <w:r>
+        <w:rPr/>
+        <w:t xml:space="preserve"> but rather </w:t>
+      </w:r>
+      <w:r>
+        <w:rPr>
+          <w:b/>
+        </w:rPr>
+        <w:t>presence of the right kind of causation</w:t>
+      </w:r>
+      <w:r>
+        <w:rPr/>
+        <w:t>. Specifically:</w:t>
+      </w:r>
+    </w:p>
+    <w:p>
+      <w:r>
+        <w:t>Freedom is graded, not binary: Humans don’t need libertarian “contra-causal” free will. We need “elbow room””sufficient space to deliberate, consider alternatives, and act on our reasons.</w:t>
+      </w:r>
+    </w:p>
+    <w:p>
+      <w:r>
+        <w:rPr>
+          <w:b/>
+        </w:rPr>
+        <w:t>Determinism enables responsibility</w:t>
+      </w:r>
+      <w:r>
+        <w:rPr/>
+        <w:t xml:space="preserve">: We can only hold agents responsible for actions that flow from their </w:t>
+      </w:r>
+      <w:r>
+        <w:rPr>
+          <w:b/>
+        </w:rPr>
+        <w:t>stable character and reasons</w:t>
+      </w:r>
+      <w:r>
+        <w:rPr/>
+        <w:t>. If actions were truly random (indeterminist), responsibility would be impossible.</w:t>
+      </w:r>
+    </w:p>
+    <w:p>
+      <w:r>
+        <w:t>Cultural tools enhance freedom: Adopting rules, norms, and institutions doesn’t reduce our agency”it amplifies it by giving us cognitive tools we couldn’t invent individually. Legal precedents are symbiotic cognitive structures that enhance our capacity for rational self-governance.</w:t>
+      </w:r>
+    </w:p>
+    <w:p>
+      <w:r>
+        <w:t>Voluntary self-binding: Ulysses tied himself to the mast (Odyssey, Book 12) to resist the Sirens. This wasn’t a loss of freedom but an exercise of freedom”choosing future constraints to achieve long-term goals. Dennett calls this “psychological engineering” (p. 287).</w:t>
+      </w:r>
+    </w:p>
+    <w:p>
+      <w:r>
+        <w:rPr/>
+        <w:t>Application to Contracts: Compatibilism in Practice</w:t>
+      </w:r>
+    </w:p>
+    <w:p>
+      <w:r>
+        <w:rPr/>
+        <w:t xml:space="preserve">We propose </w:t>
+      </w:r>
+      <w:r>
+        <w:rPr>
+          <w:b/>
+        </w:rPr>
+        <w:t>Contractual Compatibilism</w:t>
+      </w:r>
+      <w:r>
+        <w:rPr/>
+        <w:t xml:space="preserve">: contracts should provide: - </w:t>
+      </w:r>
+      <w:r>
+        <w:rPr>
+          <w:b/>
+        </w:rPr>
+        <w:t>Sufficient determinism</w:t>
+      </w:r>
+      <w:r>
+        <w:rPr/>
+        <w:t xml:space="preserve"> for binding commitment and predictability - </w:t>
+      </w:r>
+      <w:r>
+        <w:rPr>
+          <w:b/>
+        </w:rPr>
+        <w:t>Sufficient freedom</w:t>
+      </w:r>
+      <w:r>
+        <w:rPr/>
+        <w:t xml:space="preserve"> for adaptation to unforeseen circumstances and moral judgment</w:t>
+      </w:r>
+    </w:p>
+    <w:p>
+      <w:r>
+        <w:rPr/>
+        <w:t xml:space="preserve">This is not a compromise between extremes but a </w:t>
+      </w:r>
+      <w:r>
+        <w:rPr>
+          <w:b/>
+        </w:rPr>
+        <w:t>synthesis</w:t>
+      </w:r>
+      <w:r>
+        <w:rPr/>
+        <w:t xml:space="preserve"> that recognizes determinism and freedom as complementary, not contradictory.</w:t>
+      </w:r>
+    </w:p>
+    <w:p>
+      <w:r>
+        <w:rPr>
+          <w:b/>
+        </w:rPr>
+        <w:t>CriptoIus implements compatibilism through graduated freedom allocation:</w:t>
+      </w:r>
+    </w:p>
+    <w:p>
+      <w:r>
+        <w:rPr/>
+        <w:t>The Locus of Freedom: Upstream vs Downstream</w:t>
+      </w:r>
+    </w:p>
+    <w:p>
+      <w:r>
+        <w:rPr/>
+        <w:t xml:space="preserve">The key insight: </w:t>
+      </w:r>
+      <w:r>
+        <w:rPr>
+          <w:b/>
+        </w:rPr>
+        <w:t>Freedom resides in precedent selection, not execution.</w:t>
+      </w:r>
+    </w:p>
+    <w:p>
+      <w:r>
+        <w:rPr>
+          <w:b/>
+        </w:rPr>
+        <w:t>Downstream Determinism (Execution Phase):</w:t>
+      </w:r>
+    </w:p>
+    <w:p>
+      <w:r>
+        <w:rPr/>
+        <w:t>// Once precedent P is adopted, execution is mechanicalif (disputeFactsMatchPrecedent(P1)) { applyResolution(P1.outcome);}</w:t>
+      </w:r>
+    </w:p>
+    <w:p>
+      <w:r>
+        <w:t>This determinism is desirable”it ensures predictability, prevents judicial discretion post-commitment, and enables cryptographic verification.</w:t>
+      </w:r>
+    </w:p>
+    <w:p>
+      <w:r>
+        <w:rPr>
+          <w:b/>
+        </w:rPr>
+        <w:t>Upstream Freedom (Precedent Selection Phase):</w:t>
+      </w:r>
+    </w:p>
+    <w:p>
+      <w:r>
+        <w:rPr/>
+        <w:t>// Parties exercise freedom when choosing governancefunction selectPrecedent() { Precedent[] memory options = precedentRegistry.queryByClause(clauseHash);  // Party evaluates: // - JurisRank scores (fitness measure) // - Historical outcomes (empirical data) // - Fairness metrics (balance, compliance) // - Alternative precedents (comparison)  return parties.chooseByConsent(options);}</w:t>
+      </w:r>
+    </w:p>
+    <w:p>
+      <w:r>
+        <w:rPr>
+          <w:b/>
+        </w:rPr>
+        <w:t>This is Dennett’s “freedom in the space of reasons” (following Sellars 1956):</w:t>
+      </w:r>
+      <w:r>
+        <w:rPr/>
+        <w:t xml:space="preserve"> - Agents can </w:t>
+      </w:r>
+      <w:r>
+        <w:rPr>
+          <w:b/>
+        </w:rPr>
+        <w:t>consider alternatives</w:t>
+      </w:r>
+      <w:r>
+        <w:rPr/>
+        <w:t xml:space="preserve"> (multiple precedents available) - Agents can </w:t>
+      </w:r>
+      <w:r>
+        <w:rPr>
+          <w:b/>
+        </w:rPr>
+        <w:t>evaluate consequences</w:t>
+      </w:r>
+      <w:r>
+        <w:rPr/>
+        <w:t xml:space="preserve"> (outcome data transparent) - Agents can </w:t>
+      </w:r>
+      <w:r>
+        <w:rPr>
+          <w:b/>
+        </w:rPr>
+        <w:t>act on reasons</w:t>
+      </w:r>
+      <w:r>
+        <w:rPr/>
+        <w:t xml:space="preserve"> (JurisRank, fairness scores inform choice) - Agents </w:t>
+      </w:r>
+      <w:r>
+        <w:rPr>
+          <w:b/>
+        </w:rPr>
+        <w:t>choose their determinants</w:t>
+      </w:r>
+      <w:r>
+        <w:rPr/>
+        <w:t xml:space="preserve"> (select which rules will govern them)</w:t>
+      </w:r>
+    </w:p>
+    <w:p>
+      <w:r>
+        <w:rPr/>
+        <w:t>Why Adopting Binding Precedents Is NOT Coercion</w:t>
+      </w:r>
+    </w:p>
+    <w:p>
+      <w:r>
+        <w:rPr>
+          <w:b/>
+        </w:rPr>
+        <w:t>The Central Question</w:t>
+      </w:r>
+      <w:r>
+        <w:rPr/>
+        <w:t>: If IusBlocks are deterministic (binding), how is adopting them compatible with freedom? Doesn’t this reduce parties to automatons executing preordained scripts?</w:t>
+      </w:r>
+    </w:p>
+    <w:p>
+      <w:r>
+        <w:rPr>
+          <w:b/>
+        </w:rPr>
+        <w:t>Dennett’s Answer</w:t>
+      </w:r>
+      <w:r>
+        <w:rPr/>
+        <w:t xml:space="preserve">: Freedom is not </w:t>
+      </w:r>
+      <w:r>
+        <w:rPr>
+          <w:b/>
+        </w:rPr>
+        <w:t>absence of determination</w:t>
       </w:r>
       <w:r>
         <w:rPr/>
@@ -4977,7 +5356,27 @@
         <w:rPr>
           <w:b/>
         </w:rPr>
-        <w:t>fairness metrics</w:t>
+        <w:t>choosing your determinants</w:t>
+      </w:r>
+      <w:r>
+        <w:rPr/>
+        <w:t>. Three critical distinctions:</w:t>
+      </w:r>
+    </w:p>
+    <w:p>
+      <w:r>
+        <w:rPr>
+          <w:b/>
+        </w:rPr>
+        <w:t>Distinction 1: Libertarian vs Compatibilist Freedom</w:t>
+      </w:r>
+    </w:p>
+    <w:p>
+      <w:r>
+        <w:rPr>
+          <w:b/>
+        </w:rPr>
+        <w:t>Libertarian (Incompatibilist) View</w:t>
       </w:r>
       <w:r>
         <w:rPr/>
@@ -4987,186 +5386,15 @@
     <w:p>
       <w:r>
         <w:rPr/>
-        <w:t>FairnessScore = alpha PartyBalanceScore + beta PublicPolicyCompliance + gamma ArbitratorConsensus</w:t>
-      </w:r>
-    </w:p>
-    <w:p>
-      <w:r>
-        <w:rPr/>
-        <w:t xml:space="preserve">Where: - </w:t>
-      </w:r>
-      <w:r>
-        <w:rPr>
-          <w:b/>
-        </w:rPr>
-        <w:t>PartyBalanceScore</w:t>
-      </w:r>
-      <w:r>
-        <w:rPr/>
-        <w:t xml:space="preserve">: Does precedent disproportionately favor one party type? (e.g., always favors buyers over sellers) - </w:t>
-      </w:r>
-      <w:r>
-        <w:rPr>
-          <w:b/>
-        </w:rPr>
-        <w:t>PublicPolicyCompliance</w:t>
-      </w:r>
-      <w:r>
-        <w:rPr/>
-        <w:t xml:space="preserve">: Does precedent violate mandatory law? (e.g., waive employee rights) - </w:t>
-      </w:r>
-      <w:r>
-        <w:rPr>
-          <w:b/>
-        </w:rPr>
-        <w:t>ArbitratorConsensus</w:t>
-      </w:r>
-      <w:r>
-        <w:rPr/>
-        <w:t>: Did arbitrators reach unanimous decision or narrow split?</w:t>
-      </w:r>
-    </w:p>
-    <w:p>
-      <w:r>
-        <w:rPr/>
-        <w:t xml:space="preserve">Low-fairness precedents trigger </w:t>
-      </w:r>
-      <w:r>
-        <w:rPr>
-          <w:b/>
-        </w:rPr>
-        <w:t>warning flags</w:t>
-      </w:r>
-      <w:r>
-        <w:rPr/>
-        <w:t xml:space="preserve"> in UI, discouraging blind adoption.</w:t>
-      </w:r>
-    </w:p>
-    <w:p>
-      <w:r>
-        <w:rPr/>
-        <w:t>Mitigation 3: Competitive Challenges</w:t>
-      </w:r>
-    </w:p>
-    <w:p>
-      <w:r>
-        <w:rPr/>
-        <w:t xml:space="preserve">Any party can </w:t>
-      </w:r>
-      <w:r>
-        <w:rPr>
-          <w:b/>
-        </w:rPr>
-        <w:t>challenge</w:t>
-      </w:r>
-      <w:r>
-        <w:rPr/>
-        <w:t xml:space="preserve"> a precedent by: 1. Filing dispute with same term T but arguing for interpretation Y X 2. If new arbitrators rule Y is better, create competing precedent P1 3. P and P1 coexist; market decides which is superior</w:t>
-      </w:r>
-    </w:p>
-    <w:p>
-      <w:r>
-        <w:rPr/>
-        <w:t xml:space="preserve">This enables </w:t>
-      </w:r>
-      <w:r>
-        <w:rPr>
-          <w:b/>
-        </w:rPr>
-        <w:t>“evolutionary radiation”</w:t>
-      </w:r>
-      <w:r>
-        <w:rPr/>
-        <w:t>€”multiple interpretations compete until one dominates.</w:t>
-      </w:r>
-    </w:p>
-    <w:p>
-      <w:r>
-        <w:rPr/>
-        <w:t>Open Question: Can CriptoIus Avoid QWERTY?</w:t>
-      </w:r>
-    </w:p>
-    <w:p>
-      <w:r>
-        <w:rPr/>
-        <w:t>Empirical question for future research: - Historical analysis: Did common law avoid path dependence? (No€”consideration doctrine example) - Simulation: What parameters (sunset period, challenge cost) minimize lock-in? - Field test: Deploy CriptoIus prototype and measure precedent turnover rate</w:t>
-      </w:r>
-    </w:p>
-    <w:p>
-      <w:r>
-        <w:rPr/>
-        <w:t xml:space="preserve">If CriptoIus cannot avoid QWERTY problems, may not improve on traditional precedent. This is a </w:t>
-      </w:r>
-      <w:r>
-        <w:rPr>
-          <w:b/>
-        </w:rPr>
-        <w:t>falsifiable prediction</w:t>
-      </w:r>
-      <w:r>
-        <w:rPr/>
-        <w:t xml:space="preserve"> of our theory.</w:t>
-      </w:r>
-    </w:p>
-    <w:p>
-      <w:r>
-        <w:rPr/>
-      </w:r>
-    </w:p>
-    <w:p>
-      <w:r>
-        <w:rPr/>
-        <w:t>II.E. Integration with Constitutional Tracing (RootFinder)</w:t>
-      </w:r>
-    </w:p>
-    <w:p>
-      <w:r>
-        <w:rPr/>
-        <w:t>The Arbitrariness Problem</w:t>
-      </w:r>
-    </w:p>
-    <w:p>
-      <w:r>
-        <w:rPr/>
-        <w:t xml:space="preserve">Pure precedent systems (like Kleros) are </w:t>
-      </w:r>
-      <w:r>
-        <w:rPr>
-          <w:b/>
-        </w:rPr>
-        <w:t>normatively arbitrary</w:t>
-      </w:r>
-      <w:r>
-        <w:rPr/>
-        <w:t xml:space="preserve">: Why should parties accept precedent P? Only because others have. This is </w:t>
-      </w:r>
-      <w:r>
-        <w:rPr>
-          <w:b/>
-        </w:rPr>
-        <w:t>Humean conventionalism</w:t>
-      </w:r>
-      <w:r>
-        <w:rPr/>
-        <w:t xml:space="preserve"> (Hume 1740; Lewis 1969): rules emerge from coordination, not from justice.</w:t>
-      </w:r>
-    </w:p>
-    <w:p>
-      <w:r>
-        <w:rPr>
-          <w:b/>
-        </w:rPr>
-        <w:t>CriptoIus adds normative grounding</w:t>
-      </w:r>
-      <w:r>
-        <w:rPr/>
-        <w:t xml:space="preserve"> through </w:t>
-      </w:r>
-      <w:r>
-        <w:rPr>
-          <w:b/>
-        </w:rPr>
-        <w:t>CriptoIusConstitution</w:t>
+        <w:t>Freedom = ability to do otherwiseIf precedent P determines outcome ’ I could not have done otherwiseTherefore: Adopting P eliminates my freedom</w:t>
+      </w:r>
+    </w:p>
+    <w:p>
+      <w:r>
+        <w:rPr>
+          <w:b/>
+        </w:rPr>
+        <w:t>Compatibilist (Dennett) View</w:t>
       </w:r>
       <w:r>
         <w:rPr/>
@@ -5176,31 +5404,83 @@
     <w:p>
       <w:r>
         <w:rPr/>
-        <w:t>Layer 0 (Constitutional): Immutable fundamental principles (e.g., pacta sunt servanda, good faith)</w:t>
-      </w:r>
-    </w:p>
-    <w:p>
-      <w:r>
-        <w:rPr/>
-        <w:t xml:space="preserve">Layer 1-3 (Contractual): Precedents that </w:t>
-      </w:r>
-      <w:r>
-        <w:rPr>
-          <w:b/>
-        </w:rPr>
-        <w:t>trace back</w:t>
-      </w:r>
-      <w:r>
-        <w:rPr/>
-        <w:t xml:space="preserve"> to constitutional principles</w:t>
-      </w:r>
-    </w:p>
-    <w:p>
-      <w:r>
-        <w:rPr>
-          <w:b/>
-        </w:rPr>
-        <w:t>RootFinder validation</w:t>
+        <w:t>Freedom = ability to act for reasons I endorseIf I chose P after evaluating alternatives ’ outcome reflects my reasonsTherefore: Adopting P expresses my freedom</w:t>
+      </w:r>
+    </w:p>
+    <w:p>
+      <w:r>
+        <w:rPr>
+          <w:b/>
+        </w:rPr>
+        <w:t>Key insight</w:t>
+      </w:r>
+      <w:r>
+        <w:rPr/>
+        <w:t xml:space="preserve">: Determinism (outcome is fixed given P) is compatible with freedom (I chose P freely). What matters is </w:t>
+      </w:r>
+      <w:r>
+        <w:rPr>
+          <w:b/>
+        </w:rPr>
+        <w:t>quality of the choice process</w:t>
+      </w:r>
+      <w:r>
+        <w:rPr/>
+        <w:t>, not indeterminacy of the outcome.</w:t>
+      </w:r>
+    </w:p>
+    <w:p>
+      <w:r>
+        <w:t>Analogy - Signing a Contract: - When you sign employment contract, you become bound to work specific hours - This binding is not loss of freedom”it’s exercise of freedom - You considered alternatives (other jobs, unemployment), evaluated consequences (salary, conditions), and chose - The fact that you’re now determined to show up Monday 9am doesn’t mean you’re unfree</w:t>
+      </w:r>
+    </w:p>
+    <w:p>
+      <w:r>
+        <w:t>CriptoIus precedent adoption works identically: - You evaluate precedents (JurisRank, historical outcomes, fairness scores) - You compare alternatives (competing precedents, no-precedent arbitration) - You choose which precedent will govern your dispute resolution - Once chosen, outcome is determined”but this determination flows from your free choice</w:t>
+      </w:r>
+    </w:p>
+    <w:p>
+      <w:r>
+        <w:rPr>
+          <w:b/>
+        </w:rPr>
+        <w:t>Distinction 2: Ex Ante vs Ex Post Choice</w:t>
+      </w:r>
+    </w:p>
+    <w:p>
+      <w:r>
+        <w:rPr>
+          <w:b/>
+        </w:rPr>
+        <w:t>Traditional Arbitration (Ex Post):</w:t>
+      </w:r>
+    </w:p>
+    <w:p>
+      <w:r>
+        <w:rPr/>
+        <w:t>Contract signed ’ Ambiguous term arises ’ Dispute ’ Arbitrator interprets ’ OutcomeFreedom location: Post-dispute (arbitrator's discretion)Problem: Parties are passive recipients of arbitrator's interpretation</w:t>
+      </w:r>
+    </w:p>
+    <w:p>
+      <w:r>
+        <w:rPr>
+          <w:b/>
+        </w:rPr>
+        <w:t>CriptoIus (Ex Ante):</w:t>
+      </w:r>
+    </w:p>
+    <w:p>
+      <w:r>
+        <w:rPr/>
+        <w:t>Contract formation ’ Parties evaluate precedents ’ Adopt IusBlock ’ Dispute ’ Mechanical application ’ OutcomeFreedom location: Pre-dispute (parties' choice of precedent)Advantage: Parties are active choosers of governance framework</w:t>
+      </w:r>
+    </w:p>
+    <w:p>
+      <w:r>
+        <w:rPr>
+          <w:b/>
+        </w:rPr>
+        <w:t>Why ex ante choice is MORE freedom, not less</w:t>
       </w:r>
       <w:r>
         <w:rPr/>
@@ -5209,58 +5489,83 @@
     </w:p>
     <w:p>
       <w:r>
-        <w:rPr/>
-        <w:t>Precedent P ’ derives from Legal Norm N ’ derives from Constitutional Principle CIf trace succeeds: P is validIf trace fails: P is rejected (violates foundational principles)</w:t>
-      </w:r>
-    </w:p>
-    <w:p>
-      <w:r>
-        <w:rPr/>
-        <w:t>Example: Good Faith Requirement</w:t>
-      </w:r>
-    </w:p>
-    <w:p>
-      <w:r>
-        <w:rPr>
-          <w:b/>
-        </w:rPr>
-        <w:t>Constitutional Principle (Layer 0)</w:t>
-      </w:r>
-      <w:r>
-        <w:rPr/>
-        <w:t>: &gt; “All contracts shall be performed in good faith”</w:t>
-      </w:r>
-    </w:p>
-    <w:p>
-      <w:r>
-        <w:rPr>
-          <w:b/>
-        </w:rPr>
-        <w:t>Legal Norm (Layer 1)</w:t>
-      </w:r>
-      <w:r>
-        <w:rPr/>
-        <w:t>: &gt; “Good faith prohibits conduct intended solely to harm the other party”</w:t>
-      </w:r>
-    </w:p>
-    <w:p>
-      <w:r>
-        <w:rPr>
-          <w:b/>
-        </w:rPr>
-        <w:t>Precedent (Layer 2)</w:t>
-      </w:r>
-      <w:r>
-        <w:rPr/>
-        <w:t>: &gt; “In construction contracts, withholding final payment for 60+ days without reason violates good faith”</w:t>
-      </w:r>
-    </w:p>
-    <w:p>
-      <w:r>
-        <w:rPr>
-          <w:b/>
-        </w:rPr>
-        <w:t>RootFinder trace</w:t>
+        <w:rPr>
+          <w:b/>
+        </w:rPr>
+        <w:t>Information advantage</w:t>
+      </w:r>
+      <w:r>
+        <w:rPr/>
+        <w:t>: At contract formation, both parties are informed about precedent outcomes. Post-dispute, only arbitrator has full information.</w:t>
+      </w:r>
+    </w:p>
+    <w:p>
+      <w:r>
+        <w:rPr>
+          <w:b/>
+        </w:rPr>
+        <w:t>Bargaining symmetry</w:t>
+      </w:r>
+      <w:r>
+        <w:rPr/>
+        <w:t>: At formation, parties negotiate as equals. Post-dispute, power asymmetries (evidence control, legal resources) distort outcomes.</w:t>
+      </w:r>
+    </w:p>
+    <w:p>
+      <w:r>
+        <w:rPr>
+          <w:b/>
+        </w:rPr>
+        <w:t>Predictability</w:t>
+      </w:r>
+      <w:r>
+        <w:rPr/>
+        <w:t>: Ex ante choice enables pricing risk accurately. Ex post arbitrator discretion introduces uncertainty that reduces autonomy (cannot plan rationally with unknown rules).</w:t>
+      </w:r>
+    </w:p>
+    <w:p>
+      <w:r>
+        <w:rPr>
+          <w:b/>
+        </w:rPr>
+        <w:t>Commitment value</w:t>
+      </w:r>
+      <w:r>
+        <w:rPr/>
+        <w:t>: Ability to commit credibly (via deterministic precedent) enables transactions that would be impossible under discretionary arbitration. Businesses won’t invest billions in projects with uncertain legal treatment.</w:t>
+      </w:r>
+    </w:p>
+    <w:p>
+      <w:r>
+        <w:t>Dennett’s Constitution Analogy (Freedom Evolves, p. 287): &gt; “A constitution is a set of meta-rules that citizens adopt to govern themselves. By constraining future legislatures, it expands citizens’ freedom”they gain predictability, rights protection, and long-term planning capacity.”</w:t>
+      </w:r>
+    </w:p>
+    <w:p>
+      <w:r>
+        <w:rPr>
+          <w:b/>
+        </w:rPr>
+        <w:t>CriptoIus precedents are contractual constitutions</w:t>
+      </w:r>
+      <w:r>
+        <w:rPr/>
+        <w:t>: self-imposed constraints that expand autonomy by enabling coordination.</w:t>
+      </w:r>
+    </w:p>
+    <w:p>
+      <w:r>
+        <w:rPr>
+          <w:b/>
+        </w:rPr>
+        <w:t>Distinction 3: Voluntary Adoption vs Imposed Judgment</w:t>
+      </w:r>
+    </w:p>
+    <w:p>
+      <w:r>
+        <w:rPr>
+          <w:b/>
+        </w:rPr>
+        <w:t>Imposed Judgment (Traditional Court)</w:t>
       </w:r>
       <w:r>
         <w:rPr/>
@@ -5270,15 +5575,15 @@
     <w:p>
       <w:r>
         <w:rPr/>
-        <w:t>Precedent P1 “ derives fromLegal Norm N (good faith = no harm-only conduct) “ derives fromConstitutional Principle C (good faith requirement) œ“ Valid</w:t>
-      </w:r>
-    </w:p>
-    <w:p>
-      <w:r>
-        <w:rPr>
-          <w:b/>
-        </w:rPr>
-        <w:t>Contrast: Invalid precedent</w:t>
+        <w:t>Dispute arises ’ Judge assigned (no party choice) ’ Judge interprets statute ’ Ruling imposedCoercion: Parties did not choose this judge, this interpretation, or this outcome</w:t>
+      </w:r>
+    </w:p>
+    <w:p>
+      <w:r>
+        <w:rPr>
+          <w:b/>
+        </w:rPr>
+        <w:t>Voluntary Adoption (CriptoIus)</w:t>
       </w:r>
       <w:r>
         <w:rPr/>
@@ -5288,890 +5593,718 @@
     <w:p>
       <w:r>
         <w:rPr/>
-        <w:t>Precedent P1: "Parties may waive all good faith obligations" “ contradictsConstitutional Principle C œ— Rejected</w:t>
-      </w:r>
-    </w:p>
-    <w:p>
-      <w:r>
-        <w:rPr/>
-        <w:t>Why This Matters</w:t>
-      </w:r>
-    </w:p>
-    <w:p>
-      <w:r>
-        <w:rPr/>
-        <w:t xml:space="preserve">Without constitutional tracing, CriptoIus is just “majority rule” (parties adopt what’s popular). With it, </w:t>
-      </w:r>
-      <w:r>
-        <w:rPr>
-          <w:b/>
-        </w:rPr>
-        <w:t>CriptoIus has normative legitimacy</w:t>
-      </w:r>
-      <w:r>
-        <w:rPr/>
-        <w:t>: precedents are not arbitrary; they derive from foundational principles that parties accepted when joining the system.</w:t>
-      </w:r>
-    </w:p>
-    <w:p>
-      <w:r>
-        <w:rPr/>
-        <w:t xml:space="preserve">This solves the </w:t>
-      </w:r>
-      <w:r>
-        <w:rPr>
-          <w:b/>
-        </w:rPr>
-        <w:t>Euthyphro dilemma</w:t>
-      </w:r>
-      <w:r>
-        <w:rPr/>
-        <w:t xml:space="preserve"> for contractual precedent: - </w:t>
+        <w:t xml:space="preserve">Pre-dispute ’ Parties choose IusBlock ’ Dispute arises ’ IusBlock applies ’ OutcomeFreedom: Every element was chosen:- Choice of precedent (from registry of alternatives)- Choice to </w:t>
+      </w:r>
+      <w:r>
+        <w:rPr/>
+        <w:t>adopt (could have chosen different precedent or no precedent)- Choice of constitutional framework (CriptoIusConstitution was accepted when joining)</w:t>
+      </w:r>
+    </w:p>
+    <w:p>
+      <w:r>
+        <w:rPr>
+          <w:b/>
+        </w:rPr>
+        <w:t>Crucially</w:t>
+      </w:r>
+      <w:r>
+        <w:rPr/>
+        <w:t xml:space="preserve">: At every decision point, parties had </w:t>
+      </w:r>
+      <w:r>
+        <w:rPr>
+          <w:b/>
+        </w:rPr>
+        <w:t>meaningful alternatives</w:t>
+      </w:r>
+      <w:r>
+        <w:rPr/>
+        <w:t xml:space="preserve"> and </w:t>
+      </w:r>
+      <w:r>
+        <w:rPr>
+          <w:b/>
+        </w:rPr>
+        <w:t>reasoned basis</w:t>
+      </w:r>
+      <w:r>
+        <w:rPr/>
+        <w:t xml:space="preserve"> for choice.</w:t>
+      </w:r>
+    </w:p>
+    <w:p>
+      <w:r>
+        <w:rPr>
+          <w:b/>
+        </w:rPr>
+        <w:t>Exit Option Matters</w:t>
+      </w:r>
+      <w:r>
+        <w:rPr/>
+        <w:t>: - Traditional litigation: cannot opt out once jurisdiction attaches - CriptoIus: parties can opt out at contract formation (choose traditional arbitration instead) - This exit option makes adoption genuinely voluntary</w:t>
+      </w:r>
+    </w:p>
+    <w:p>
+      <w:r>
+        <w:rPr>
+          <w:b/>
+        </w:rPr>
+        <w:t>Dennett Test Applied</w:t>
+      </w:r>
+      <w:r>
+        <w:rPr/>
+        <w:t>:</w:t>
+      </w:r>
+    </w:p>
+    <w:p>
+      <w:r>
+        <w:rPr/>
+        <w:t>Dennett asks (Elbow Room, p. 169): “Could the agent have done otherwise, holding reasons constant?”</w:t>
+      </w:r>
+    </w:p>
+    <w:p>
+      <w:r>
+        <w:t>Answer for CriptoIus: Yes. Given same information (JurisRank, historical outcomes), party could have chosen precedent P1 instead of P, or no precedent at all. The fact that P was optimal given their values doesn’t mean they were forced”it means they succeeded in acting on their reasons.</w:t>
+      </w:r>
+    </w:p>
+    <w:p>
+      <w:r>
+        <w:rPr>
+          <w:b/>
+        </w:rPr>
+        <w:t>Counterfactual Test</w:t>
+      </w:r>
+      <w:r>
+        <w:rPr/>
+        <w:t xml:space="preserve">: - If JurisRank showed P leads to unfair outcomes, parties would not adopt P - This shows P adoption is </w:t>
+      </w:r>
+      <w:r>
+        <w:rPr>
+          <w:b/>
+        </w:rPr>
+        <w:t>reason-responsive</w:t>
+      </w:r>
+      <w:r>
+        <w:rPr/>
+        <w:t>, not mechanically caused - Reason-responsiveness is the essence of freedom (Frankfurt 1971, Dennett 2003)</w:t>
+      </w:r>
+    </w:p>
+    <w:p>
+      <w:r>
+        <w:rPr/>
+        <w:t>Contrast with Arbitration Clauses (Why CriptoIus Is Different)</w:t>
+      </w:r>
+    </w:p>
+    <w:p>
+      <w:r>
+        <w:rPr>
+          <w:b/>
+        </w:rPr>
+        <w:t>Traditional arbitration clause</w:t>
+      </w:r>
+      <w:r>
+        <w:rPr/>
+        <w:t>:</w:t>
+      </w:r>
+    </w:p>
+    <w:p>
+      <w:r>
+        <w:rPr/>
+        <w:t>"All disputes resolved by arbitrator chosen by Seller"</w:t>
+      </w:r>
+    </w:p>
+    <w:p>
+      <w:r>
+        <w:rPr>
+          <w:b/>
+        </w:rPr>
+        <w:t>Problems</w:t>
+      </w:r>
+      <w:r>
+        <w:rPr/>
+        <w:t xml:space="preserve">: - Parties do not choose arbitrator (imposed by stronger party) - Parties do not know how arbitrator will rule (no data) - Asymmetric: benefits party who chooses arbitrator - </w:t>
+      </w:r>
+      <w:r>
+        <w:rPr>
+          <w:b/>
+        </w:rPr>
+        <w:t>This IS coercive</w:t>
+      </w:r>
+      <w:r>
+        <w:rPr/>
+        <w:t>: weaker party has no meaningful choice (take-it-or-leave-it)</w:t>
+      </w:r>
+    </w:p>
+    <w:p>
+      <w:r>
+        <w:rPr>
+          <w:b/>
+        </w:rPr>
+        <w:t>CriptoIus precedent clause</w:t>
+      </w:r>
+      <w:r>
+        <w:rPr/>
+        <w:t>:</w:t>
+      </w:r>
+    </w:p>
+    <w:p>
+      <w:r>
+        <w:t>"Disputes resolved per IusBlock_ (JurisRank 847, fairness score 0.92, 12% appeal rate)"</w:t>
+      </w:r>
+    </w:p>
+    <w:p>
+      <w:r>
+        <w:rPr>
+          <w:b/>
+        </w:rPr>
+        <w:t>Advantages</w:t>
+      </w:r>
+      <w:r>
+        <w:rPr/>
+        <w:t xml:space="preserve">: - Both parties choose precedent jointly (symmetric negotiation) - Outcome is knowable ex ante (precedent is public with data) - Choice is informed (JurisRank, fairness, historical outcomes available) - Alternatives exist (other precedents in registry, or traditional arbitration) - </w:t>
+      </w:r>
+      <w:r>
+        <w:rPr>
+          <w:b/>
+        </w:rPr>
+        <w:t>This is NOT coercive</w:t>
+      </w:r>
+      <w:r>
+        <w:rPr/>
+        <w:t>: parties have meaningful choice with information parity</w:t>
+      </w:r>
+    </w:p>
+    <w:p>
+      <w:r>
+        <w:rPr>
+          <w:b/>
+        </w:rPr>
+        <w:t>Legal Doctrine Validation</w:t>
+      </w:r>
+      <w:r>
+        <w:rPr/>
+        <w:t>:</w:t>
+      </w:r>
+    </w:p>
+    <w:p>
+      <w:r>
+        <w:rPr/>
+        <w:t xml:space="preserve">U.S. Contract Law distinguishes: - </w:t>
+      </w:r>
+      <w:r>
+        <w:rPr>
+          <w:b/>
+        </w:rPr>
+        <w:t>Procedural unconscionability</w:t>
+      </w:r>
+      <w:r>
+        <w:rPr/>
+        <w:t xml:space="preserve">: unfair bargaining process (unequal information, take-it-or-leave-it) - </w:t>
+      </w:r>
+      <w:r>
+        <w:rPr>
+          <w:b/>
+        </w:rPr>
+        <w:t>Substantive unconscionability</w:t>
+      </w:r>
+      <w:r>
+        <w:rPr/>
+        <w:t>: unfair terms (one-sided allocation of risk)</w:t>
+      </w:r>
+    </w:p>
+    <w:p>
+      <w:r>
+        <w:rPr>
+          <w:b/>
+        </w:rPr>
+        <w:t>CriptoIus avoids both</w:t>
+      </w:r>
+      <w:r>
+        <w:rPr/>
+        <w:t xml:space="preserve">: - </w:t>
+      </w:r>
+      <w:r>
+        <w:rPr>
+          <w:b/>
+        </w:rPr>
+        <w:t>Procedural fairness</w:t>
+      </w:r>
+      <w:r>
+        <w:rPr/>
+        <w:t xml:space="preserve">: Transparency (JurisRank, outcomes public), alternatives available, no time pressure - </w:t>
+      </w:r>
+      <w:r>
+        <w:rPr>
+          <w:b/>
+        </w:rPr>
+        <w:t>Substantive fairness</w:t>
+      </w:r>
+      <w:r>
+        <w:rPr/>
+        <w:t>: RootFinder rejects precedents that violate constitutional principles</w:t>
+      </w:r>
+    </w:p>
+    <w:p>
+      <w:r>
+        <w:rPr/>
+        <w:t xml:space="preserve">Courts uphold contracts where parties had </w:t>
+      </w:r>
+      <w:r>
+        <w:rPr>
+          <w:b/>
+        </w:rPr>
+        <w:t>meaningful choice</w:t>
+      </w:r>
+      <w:r>
+        <w:rPr/>
+        <w:t xml:space="preserve"> + </w:t>
+      </w:r>
+      <w:r>
+        <w:rPr>
+          <w:b/>
+        </w:rPr>
+        <w:t>adequate information</w:t>
+      </w:r>
+      <w:r>
+        <w:rPr/>
+        <w:t>. CriptoIus maximizes both.</w:t>
+      </w:r>
+    </w:p>
+    <w:p>
+      <w:r>
+        <w:rPr/>
+        <w:t>Summary: Three Ways Precedent Adoption Constitutes Freedom</w:t>
+      </w:r>
+    </w:p>
+    <w:p>
+      <w:r>
+        <w:rPr>
+          <w:b/>
+        </w:rPr>
+        <w:t>1. Choosing Determinants Being Determined</w:t>
+      </w:r>
+      <w:r>
+        <w:rPr/>
+        <w:t xml:space="preserve"> - I choose P after evaluating alternatives (freedom) - P determines outcome mechanically (determinism) - These are compatible: I am free because I chose what determines me</w:t>
+      </w:r>
+    </w:p>
+    <w:p>
+      <w:r>
+        <w:rPr>
+          <w:b/>
+        </w:rPr>
+        <w:t>2. Ex Ante Choice &gt; Ex Post Discretion</w:t>
+      </w:r>
+      <w:r>
+        <w:rPr/>
+        <w:t xml:space="preserve"> - Choosing governance framework at formation (when informed and equal) &gt; accepting arbitrator decision post-dispute (when uninformed and unequal) - This is why constitutions enhance freedom despite being rigid</w:t>
+      </w:r>
+    </w:p>
+    <w:p>
+      <w:r>
+        <w:rPr>
+          <w:b/>
+        </w:rPr>
+        <w:t>3. Voluntary with Exit &gt; Imposed without Exit</w:t>
+      </w:r>
+      <w:r>
+        <w:rPr/>
+        <w:t xml:space="preserve"> - CriptoIus: opt-in at formation, can choose traditional arbitration instead - Traditional courts: involuntary jurisdiction, cannot opt out - Voluntary systems respect autonomy more than mandatory systems</w:t>
+      </w:r>
+    </w:p>
+    <w:p>
+      <w:r>
+        <w:rPr>
+          <w:b/>
+        </w:rPr>
+        <w:t>Dennett’s Ultimate Point</w:t>
+      </w:r>
+      <w:r>
+        <w:rPr/>
+        <w:t xml:space="preserve"> (Freedom Evolves, p. 305): &gt; “We are the only species that can redesign our own minds by adopting tools, practices, and institutions that we ourselves create. This self-modification is the highest form of freedom.”</w:t>
+      </w:r>
+    </w:p>
+    <w:p>
+      <w:r>
+        <w:t>CriptoIus is self-modification tool for legal governance: parties don’t passively accept legal system imposed by state. They actively design their legal framework by selecting precedents that reflect their values and interests. This is evolved freedom”freedom enhanced by voluntary deterministic structures, not despite them.</w:t>
+      </w:r>
+    </w:p>
+    <w:p>
+      <w:r>
+        <w:rPr/>
+        <w:t>Precedents as “Ulysses Contracts” at Scale</w:t>
+      </w:r>
+    </w:p>
+    <w:p>
+      <w:r>
+        <w:t>Dennett discusses Ulysses tying himself to the mast as paradigmatic voluntary self-binding: Ulysses exercises freedom by choosing future constraints that serve his long-term interests. This is “psychological engineering””using institutional tools to modify one’s own behavior.</w:t>
+      </w:r>
+    </w:p>
+    <w:p>
+      <w:r>
+        <w:rPr>
+          <w:b/>
+        </w:rPr>
+        <w:t>CriptoIus is distributed Ulysses mechanism:</w:t>
+      </w:r>
+    </w:p>
+    <w:p>
+      <w:r>
+        <w:rPr>
+          <w:b/>
+        </w:rPr>
+        <w:t>Individual Level:</w:t>
+      </w:r>
+      <w:r>
+        <w:rPr/>
+        <w:t xml:space="preserve"> - Party A adopts precedent P ’ A renounces future litigation over analogous disputes - This is not coercion but </w:t>
+      </w:r>
+      <w:r>
+        <w:rPr>
+          <w:b/>
+        </w:rPr>
+        <w:t>self-commitment</w:t>
+      </w:r>
+      <w:r>
+        <w:rPr/>
+        <w:t xml:space="preserve"> - A benefits: lower legal costs, predictable outcomes, reputation for reliability</w:t>
+      </w:r>
+    </w:p>
+    <w:p>
+      <w:r>
+        <w:rPr>
+          <w:b/>
+        </w:rPr>
+        <w:t>Collective Level:</w:t>
+      </w:r>
+      <w:r>
+        <w:rPr/>
+        <w:t xml:space="preserve"> - If P has high JurisRank (many adoptions) ’ </w:t>
+      </w:r>
+      <w:r>
+        <w:rPr>
+          <w:b/>
+        </w:rPr>
+        <w:t>adoption cascade</w:t>
+      </w:r>
+      <w:r>
+        <w:rPr/>
+        <w:t xml:space="preserve"> - Network effects create pressure to conform (standardization benefits) - But crucially: P became dominant through </w:t>
+      </w:r>
+      <w:r>
+        <w:rPr>
+          <w:b/>
+        </w:rPr>
+        <w:t>voluntary choices</w:t>
+      </w:r>
+      <w:r>
+        <w:rPr/>
+        <w:t>, not coercion - This is Schelling’s focal point (1960) emerging through decentralized coordination</w:t>
+      </w:r>
+    </w:p>
+    <w:p>
+      <w:r>
+        <w:rPr>
+          <w:b/>
+        </w:rPr>
+        <w:t>Meta-Constitutional Level:</w:t>
+      </w:r>
+      <w:r>
+        <w:rPr/>
+        <w:t xml:space="preserve"> - CriptoIusConstitution provides </w:t>
+      </w:r>
+      <w:r>
+        <w:rPr>
+          <w:b/>
+        </w:rPr>
+        <w:t>foundational constraints</w:t>
+      </w:r>
+      <w:r>
+        <w:rPr/>
+        <w:t xml:space="preserve"> (good faith, pacta sunt servanda) - Parties who join CriptoIus accept these meta-rules - RootFinder validates that all precedents trace to constitutional principles - This prevents “race to bottom” (precedents that violate foundational norms are rejected)</w:t>
+      </w:r>
+    </w:p>
+    <w:p>
+      <w:r>
+        <w:rPr>
+          <w:b/>
+        </w:rPr>
+        <w:t>Dennett’s Test for Legitimacy (p. 314):</w:t>
+      </w:r>
+    </w:p>
+    <w:p>
+      <w:r>
+        <w:rPr/>
+        <w:t>Dennett distinguishes genuine freedom from mere manipulation:</w:t>
+      </w:r>
+    </w:p>
+    <w:p>
+      <w:r>
+        <w:rPr>
+          <w:b/>
+        </w:rPr>
+        <w:t>Education (Legitimate):</w:t>
+      </w:r>
+      <w:r>
+        <w:rPr/>
+        <w:t xml:space="preserve"> - Agent sees reasons for rule - Agent can compare alternatives - Agent chooses freely among options - Agent can later reject rule if persuaded otherwise</w:t>
+      </w:r>
+    </w:p>
+    <w:p>
+      <w:r>
+        <w:rPr>
+          <w:b/>
+        </w:rPr>
+        <w:t>Manipulation (Illegitimate):</w:t>
+      </w:r>
+      <w:r>
+        <w:rPr/>
+        <w:t xml:space="preserve"> - Agent guided without understanding reasons - No alternatives presented - Choice is illusory or coerced - Agent cannot exit</w:t>
+      </w:r>
+    </w:p>
+    <w:p>
+      <w:r>
+        <w:rPr>
+          <w:b/>
+        </w:rPr>
+        <w:t>Does CriptoIus pass Dennett’s test?</w:t>
+      </w:r>
+    </w:p>
+    <w:p>
+      <w:r>
+        <w:rPr/>
+        <w:t xml:space="preserve">œ“ </w:t>
+      </w:r>
+      <w:r>
+        <w:rPr>
+          <w:b/>
+        </w:rPr>
+        <w:t>Transparency</w:t>
+      </w:r>
+      <w:r>
+        <w:rPr/>
+        <w:t xml:space="preserve">: Precedent outcomes, JurisRank scores, fairness metrics are public œ“ </w:t>
+      </w:r>
+      <w:r>
+        <w:rPr>
+          <w:b/>
+        </w:rPr>
+        <w:t>Alternatives</w:t>
+      </w:r>
+      <w:r>
+        <w:rPr/>
+        <w:t xml:space="preserve">: Parties can compare multiple competing precedents œ“ </w:t>
+      </w:r>
+      <w:r>
+        <w:rPr>
+          <w:b/>
+        </w:rPr>
+        <w:t>Reversibility</w:t>
+      </w:r>
+      <w:r>
+        <w:rPr/>
+        <w:t xml:space="preserve">: Parties can challenge precedents or create alternatives œ“ </w:t>
+      </w:r>
+      <w:r>
+        <w:rPr>
+          <w:b/>
+        </w:rPr>
+        <w:t>Informed consent</w:t>
+      </w:r>
+      <w:r>
+        <w:rPr/>
+        <w:t>: Parties see historical data before adopting</w:t>
+      </w:r>
+    </w:p>
+    <w:p>
+      <w:r>
+        <w:rPr>
+          <w:b/>
+        </w:rPr>
+        <w:t>CriptoIus is educational, not manipulative.</w:t>
+      </w:r>
+      <w:r>
+        <w:rPr/>
+        <w:t xml:space="preserve"> It enhances deliberative capacity rather than subverting it.</w:t>
+      </w:r>
+    </w:p>
+    <w:p>
+      <w:r>
+        <w:rPr/>
+        <w:t>Free-Floating Rationales: Why Good Precedents Spread</w:t>
+      </w:r>
+    </w:p>
+    <w:p>
+      <w:r>
+        <w:rPr/>
+        <w:t xml:space="preserve">Dennett introduces the concept of </w:t>
+      </w:r>
+      <w:r>
+        <w:rPr>
+          <w:b/>
+        </w:rPr>
+        <w:t>“free-floating rationales”</w:t>
+      </w:r>
+      <w:r>
+        <w:rPr/>
+        <w:t xml:space="preserve"> (Chapter 3): evolutionary designs often embody “reasons” that the organism doesn’t consciously understand. The bird doesn’t know </w:t>
       </w:r>
       <w:r>
         <w:rPr>
           <w:i/>
         </w:rPr>
-        <w:t>Conventionalism</w:t>
-      </w:r>
-      <w:r>
-        <w:rPr/>
-        <w:t xml:space="preserve">: “Is precedent P binding because parties adopt it?” (arbitrary) - </w:t>
+        <w:t>why</w:t>
+      </w:r>
+      <w:r>
+        <w:rPr/>
+        <w:t xml:space="preserve"> wing camber creates lift, but wings with proper camber outcompete alternatives. The rationale (aerodynamic efficiency) “floats free” of the bird’s understanding.</w:t>
+      </w:r>
+    </w:p>
+    <w:p>
+      <w:r>
+        <w:rPr>
+          <w:b/>
+        </w:rPr>
+        <w:t>Application to precedents:</w:t>
+      </w:r>
+    </w:p>
+    <w:p>
+      <w:r>
+        <w:rPr>
+          <w:b/>
+        </w:rPr>
+        <w:t>Precedent P</w:t>
+      </w:r>
+      <w:r>
+        <w:rPr/>
+        <w:t>: “Construction delays &gt;30 days without contractor fault constitute force majeure”</w:t>
+      </w:r>
+    </w:p>
+    <w:p>
+      <w:r>
+        <w:rPr>
+          <w:b/>
+        </w:rPr>
+        <w:t>Surface reason parties adopt P</w:t>
+      </w:r>
+      <w:r>
+        <w:rPr/>
+        <w:t>: “It has high JurisRank, others use it”</w:t>
+      </w:r>
+    </w:p>
+    <w:p>
+      <w:r>
+        <w:t>Deep reason P spreads: P balances risk fairly (assigns delays to non-breaching party) while minimizing litigation (clear 30-day threshold). Parties adopt P without necessarily understanding why it’s good”they rely on JurisRank as a fitness proxy.</w:t>
+      </w:r>
+    </w:p>
+    <w:p>
+      <w:r>
+        <w:rPr>
+          <w:b/>
+        </w:rPr>
+        <w:t>This is Darwinian cultural selection:</w:t>
+      </w:r>
+      <w:r>
+        <w:rPr/>
+        <w:t xml:space="preserve"> - Good rules spread because they work, not because users understand </w:t>
       </w:r>
       <w:r>
         <w:rPr>
           <w:i/>
         </w:rPr>
-        <w:t>Naturalism</w:t>
-      </w:r>
-      <w:r>
-        <w:rPr/>
-        <w:t xml:space="preserve">: “Or do parties adopt P because it’s inherently just?” (non-empirical) - </w:t>
+        <w:t>why</w:t>
+      </w:r>
+      <w:r>
+        <w:rPr/>
+        <w:t xml:space="preserve"> they work - JurisRank captures “goodness” (fitness) quantitatively - Over time, parties </w:t>
+      </w:r>
+      <w:r>
+        <w:rPr>
+          <w:b/>
+        </w:rPr>
+        <w:t>learn through adoption</w:t>
+      </w:r>
+      <w:r>
+        <w:rPr/>
+        <w:t xml:space="preserve"> what good rules look like - Explicit understanding follows implicit success (rationality is retrospective)</w:t>
+      </w:r>
+    </w:p>
+    <w:p>
+      <w:r>
+        <w:rPr>
+          <w:b/>
+        </w:rPr>
+        <w:t>Contrast with Kleros and traditional arbitration:</w:t>
+      </w:r>
+      <w:r>
+        <w:rPr/>
+        <w:t xml:space="preserve"> - Kleros: Each jury decides de novo, no accumulation of “free-floating rationales” - Traditional courts: Precedents exist but fitness is unmeasured (citation count is crude proxy) - CriptoIus: JurisRank makes fitness </w:t>
       </w:r>
       <w:r>
         <w:rPr>
           <w:i/>
         </w:rPr>
-        <w:t>CriptoIus</w:t>
-      </w:r>
-      <w:r>
-        <w:rPr/>
-        <w:t>: “P is binding because it derives from constitutional principle C, which parties accepted voluntarily” (grounded but voluntary)</w:t>
-      </w:r>
-    </w:p>
-    <w:p>
-      <w:r>
-        <w:rPr/>
-      </w:r>
-    </w:p>
-    <w:p>
-      <w:r>
-        <w:rPr/>
-        <w:t>II.F. Contractual Compatibilism: Voluntary Determinism and Evolved Freedom</w:t>
-      </w:r>
-    </w:p>
-    <w:p>
-      <w:r>
-        <w:rPr/>
-        <w:t>The False Dichotomy</w:t>
-      </w:r>
-    </w:p>
-    <w:p>
-      <w:r>
-        <w:rPr/>
-        <w:t>Contemporary debates about smart contracts present a false choice between two extremes:</w:t>
-      </w:r>
-    </w:p>
-    <w:p>
-      <w:r>
-        <w:rPr>
-          <w:b/>
-        </w:rPr>
-        <w:t>Extreme 1: Total Determinism (Pure Smart Contracts)</w:t>
-      </w:r>
-      <w:r>
-        <w:rPr/>
-        <w:t xml:space="preserve"> - Every obligation encoded in binary code - Zero human interpretation permitted - Execution is mechanical and irreversible - Maximizes predictability but eliminates flexibility</w:t>
-      </w:r>
-    </w:p>
-    <w:p>
-      <w:r>
-        <w:rPr>
-          <w:b/>
-        </w:rPr>
-        <w:t>Extreme 2: Total Discretion (Traditional Arbitration)</w:t>
-      </w:r>
-      <w:r>
-        <w:rPr/>
-        <w:t xml:space="preserve"> - Judges/arbitrators decide each dispute de novo - Broad interpretive latitude without precedential constraints - Decisions are context-sensitive and equitable - Maximizes flexibility but eliminates predictability</w:t>
-      </w:r>
-    </w:p>
-    <w:p>
-      <w:r>
-        <w:rPr/>
-        <w:t>Neither extreme is sustainable for commercial contracts. The first fails because commercial reality is irreducibly ambiguous (force majeure, material breach, reasonableness cannot be fully specified). The second fails because parties require ex ante certainty to price risk and secure financing.</w:t>
-      </w:r>
-    </w:p>
-    <w:p>
-      <w:r>
-        <w:rPr/>
-        <w:t>Yet legal theorists often assume these are the only options: either embrace the “code is law” ideology (Lessig 1999; Wright &amp; De Filippi 2015) or retreat to traditional human-centered adjudication (Werbach 2018).</w:t>
-      </w:r>
-    </w:p>
-    <w:p>
-      <w:r>
-        <w:rPr/>
-        <w:t>Dennett’s Compatibilist Solution</w:t>
-      </w:r>
-    </w:p>
-    <w:p>
-      <w:r>
-        <w:rPr/>
-        <w:t xml:space="preserve">Daniel Dennett’s </w:t>
-      </w:r>
-      <w:r>
-        <w:rPr>
-          <w:i/>
-        </w:rPr>
-        <w:t>Freedom Evolves</w:t>
-      </w:r>
-      <w:r>
-        <w:rPr/>
-        <w:t xml:space="preserve"> (2003) and </w:t>
-      </w:r>
-      <w:r>
-        <w:rPr>
-          <w:i/>
-        </w:rPr>
-        <w:t>Elbow Room</w:t>
-      </w:r>
-      <w:r>
-        <w:rPr/>
-        <w:t xml:space="preserve"> (1984) offer a philosophical framework to dissolve this false dichotomy. Dennett’s central argument concerns free will and determinism:</w:t>
-      </w:r>
-    </w:p>
-    <w:p>
-      <w:r>
-        <w:rPr>
-          <w:b/>
-        </w:rPr>
-        <w:t>The Incompatibilist Position:</w:t>
-      </w:r>
-    </w:p>
-    <w:p>
-      <w:r>
-        <w:rPr/>
-        <w:t>If determinism is true ’ Actions are fully caused by prior eventsIf actions are fully caused ’ Agents are not freeTherefore: Determinism destroys freedom</w:t>
-      </w:r>
-    </w:p>
-    <w:p>
-      <w:r>
-        <w:rPr>
-          <w:b/>
-        </w:rPr>
-        <w:t>Dennett’s Compatibilist Rebuttal:</w:t>
-      </w:r>
-    </w:p>
-    <w:p>
-      <w:r>
-        <w:rPr/>
-        <w:t xml:space="preserve">Dennett argues that this reasoning commits a category error. Freedom is not </w:t>
-      </w:r>
-      <w:r>
-        <w:rPr>
-          <w:b/>
-        </w:rPr>
-        <w:t>absence of causation</w:t>
-      </w:r>
-      <w:r>
-        <w:rPr/>
-        <w:t xml:space="preserve"> but rather </w:t>
-      </w:r>
-      <w:r>
-        <w:rPr>
-          <w:b/>
-        </w:rPr>
-        <w:t>presence of the right kind of causation</w:t>
-      </w:r>
-      <w:r>
-        <w:rPr/>
-        <w:t>. Specifically:</w:t>
-      </w:r>
-    </w:p>
-    <w:p>
-      <w:r>
-        <w:rPr>
-          <w:b/>
-        </w:rPr>
-        <w:t>Freedom is graded, not binary</w:t>
-      </w:r>
-      <w:r>
-        <w:rPr/>
-        <w:t xml:space="preserve">: Humans don’t need libertarian “contra-causal” free will. We need </w:t>
-      </w:r>
-      <w:r>
-        <w:rPr>
-          <w:b/>
-        </w:rPr>
-        <w:t>“elbow room”</w:t>
-      </w:r>
-      <w:r>
-        <w:rPr/>
-        <w:t>€”sufficient space to deliberate, consider alternatives, and act on our reasons.</w:t>
-      </w:r>
-    </w:p>
-    <w:p>
-      <w:r>
-        <w:rPr>
-          <w:b/>
-        </w:rPr>
-        <w:t>Determinism enables responsibility</w:t>
-      </w:r>
-      <w:r>
-        <w:rPr/>
-        <w:t xml:space="preserve">: We can only hold agents responsible for actions that flow from their </w:t>
-      </w:r>
-      <w:r>
-        <w:rPr>
-          <w:b/>
-        </w:rPr>
-        <w:t>stable character and reasons</w:t>
-      </w:r>
-      <w:r>
-        <w:rPr/>
-        <w:t>. If actions were truly random (indeterminist), responsibility would be impossible.</w:t>
-      </w:r>
-    </w:p>
-    <w:p>
-      <w:r>
-        <w:rPr>
-          <w:b/>
-        </w:rPr>
-        <w:t>Cultural tools enhance freedom</w:t>
-      </w:r>
-      <w:r>
-        <w:rPr/>
-        <w:t xml:space="preserve">: Adopting rules, norms, and institutions doesn’t reduce our agency€”it </w:t>
-      </w:r>
-      <w:r>
-        <w:rPr>
-          <w:b/>
-        </w:rPr>
-        <w:t>amplifies</w:t>
-      </w:r>
-      <w:r>
-        <w:rPr/>
-        <w:t xml:space="preserve"> it by giving us cognitive tools we couldn’t invent individually. Legal precedents are </w:t>
-      </w:r>
-      <w:r>
-        <w:rPr>
-          <w:b/>
-        </w:rPr>
-        <w:t>symbiotic cognitive structures</w:t>
-      </w:r>
-      <w:r>
-        <w:rPr/>
-        <w:t xml:space="preserve"> that enhance our capacity for rational self-governance.</w:t>
-      </w:r>
-    </w:p>
-    <w:p>
-      <w:r>
-        <w:rPr>
-          <w:b/>
-        </w:rPr>
-        <w:t>Voluntary self-binding</w:t>
-      </w:r>
-      <w:r>
-        <w:rPr/>
-        <w:t xml:space="preserve">: Ulysses tied himself to the mast (Odyssey, Book 12) to resist the Sirens. This wasn’t a loss of freedom but an </w:t>
-      </w:r>
-      <w:r>
-        <w:rPr>
-          <w:b/>
-        </w:rPr>
-        <w:t>exercise</w:t>
-      </w:r>
-      <w:r>
-        <w:rPr/>
-        <w:t xml:space="preserve"> of freedom€”choosing future constraints to achieve long-term goals. Dennett calls this “psychological engineering” (p. 287).</w:t>
-      </w:r>
-    </w:p>
-    <w:p>
-      <w:r>
-        <w:rPr/>
-        <w:t>Application to Contracts: Compatibilism in Practice</w:t>
-      </w:r>
-    </w:p>
-    <w:p>
-      <w:r>
-        <w:rPr/>
-        <w:t xml:space="preserve">We propose </w:t>
-      </w:r>
-      <w:r>
-        <w:rPr>
-          <w:b/>
-        </w:rPr>
-        <w:t>Contractual Compatibilism</w:t>
-      </w:r>
-      <w:r>
-        <w:rPr/>
-        <w:t xml:space="preserve">: contracts should provide: - </w:t>
-      </w:r>
-      <w:r>
-        <w:rPr>
-          <w:b/>
-        </w:rPr>
-        <w:t>Sufficient determinism</w:t>
-      </w:r>
-      <w:r>
-        <w:rPr/>
-        <w:t xml:space="preserve"> for binding commitment and predictability - </w:t>
-      </w:r>
-      <w:r>
-        <w:rPr>
-          <w:b/>
-        </w:rPr>
-        <w:t>Sufficient freedom</w:t>
-      </w:r>
-      <w:r>
-        <w:rPr/>
-        <w:t xml:space="preserve"> for adaptation to unforeseen circumstances and moral judgment</w:t>
-      </w:r>
-    </w:p>
-    <w:p>
-      <w:r>
-        <w:rPr/>
-        <w:t xml:space="preserve">This is not a compromise between extremes but a </w:t>
-      </w:r>
-      <w:r>
-        <w:rPr>
-          <w:b/>
-        </w:rPr>
-        <w:t>synthesis</w:t>
-      </w:r>
-      <w:r>
-        <w:rPr/>
-        <w:t xml:space="preserve"> that recognizes determinism and freedom as complementary, not contradictory.</w:t>
-      </w:r>
-    </w:p>
-    <w:p>
-      <w:r>
-        <w:rPr>
-          <w:b/>
-        </w:rPr>
-        <w:t>CriptoIus implements compatibilism through graduated freedom allocation:</w:t>
-      </w:r>
-    </w:p>
-    <w:p>
-      <w:r>
-        <w:rPr/>
-        <w:t>The Locus of Freedom: Upstream vs Downstream</w:t>
-      </w:r>
-    </w:p>
-    <w:p>
-      <w:r>
-        <w:rPr/>
-        <w:t xml:space="preserve">The key insight: </w:t>
-      </w:r>
-      <w:r>
-        <w:rPr>
-          <w:b/>
-        </w:rPr>
-        <w:t>Freedom resides in precedent selection, not execution.</w:t>
-      </w:r>
-    </w:p>
-    <w:p>
-      <w:r>
-        <w:rPr>
-          <w:b/>
-        </w:rPr>
-        <w:t>Downstream Determinism (Execution Phase):</w:t>
-      </w:r>
-    </w:p>
-    <w:p>
-      <w:r>
-        <w:rPr/>
-        <w:t>// Once precedent P is adopted, execution is mechanicalif (disputeFactsMatchPrecedent(P1)) { applyResolution(P1.outcome);}</w:t>
-      </w:r>
-    </w:p>
-    <w:p>
-      <w:r>
-        <w:rPr/>
-        <w:t xml:space="preserve">This determinism is </w:t>
-      </w:r>
-      <w:r>
-        <w:rPr>
-          <w:b/>
-        </w:rPr>
-        <w:t>desirable</w:t>
-      </w:r>
-      <w:r>
-        <w:rPr/>
-        <w:t>€”it ensures predictability, prevents judicial discretion post-commitment, and enables cryptographic verification.</w:t>
-      </w:r>
-    </w:p>
-    <w:p>
-      <w:r>
-        <w:rPr>
-          <w:b/>
-        </w:rPr>
-        <w:t>Upstream Freedom (Precedent Selection Phase):</w:t>
-      </w:r>
-    </w:p>
-    <w:p>
-      <w:r>
-        <w:rPr/>
-        <w:t>// Parties exercise freedom when choosing governancefunction selectPrecedent() { Precedent[] memory options = precedentRegistry.queryByClause(clauseHash);  // Party evaluates: // - JurisRank scores (fitness measure) // - Historical outcomes (empirical data) // - Fairness metrics (balance, compliance) // - Alternative precedents (comparison)  return parties.chooseByConsent(options);}</w:t>
-      </w:r>
-    </w:p>
-    <w:p>
-      <w:r>
-        <w:rPr>
-          <w:b/>
-        </w:rPr>
-        <w:t>This is Dennett’s “freedom in the space of reasons” (following Sellars 1956):</w:t>
-      </w:r>
-      <w:r>
-        <w:rPr/>
-        <w:t xml:space="preserve"> - Agents can </w:t>
-      </w:r>
-      <w:r>
-        <w:rPr>
-          <w:b/>
-        </w:rPr>
-        <w:t>consider alternatives</w:t>
-      </w:r>
-      <w:r>
-        <w:rPr/>
-        <w:t xml:space="preserve"> (multiple precedents available) - Agents can </w:t>
-      </w:r>
-      <w:r>
-        <w:rPr>
-          <w:b/>
-        </w:rPr>
-        <w:t>evaluate consequences</w:t>
-      </w:r>
-      <w:r>
-        <w:rPr/>
-        <w:t xml:space="preserve"> (outcome data transparent) - Agents can </w:t>
-      </w:r>
-      <w:r>
-        <w:rPr>
-          <w:b/>
-        </w:rPr>
-        <w:t>act on reasons</w:t>
-      </w:r>
-      <w:r>
-        <w:rPr/>
-        <w:t xml:space="preserve"> (JurisRank, fairness scores inform choice) - Agents </w:t>
-      </w:r>
-      <w:r>
-        <w:rPr>
-          <w:b/>
-        </w:rPr>
-        <w:t>choose their determinants</w:t>
-      </w:r>
-      <w:r>
-        <w:rPr/>
-        <w:t xml:space="preserve"> (select which rules will govern them)</w:t>
-      </w:r>
-    </w:p>
-    <w:p>
-      <w:r>
-        <w:rPr/>
-        <w:t>Why Adopting Binding Precedents Is NOT Coercion</w:t>
-      </w:r>
-    </w:p>
-    <w:p>
-      <w:r>
-        <w:rPr>
-          <w:b/>
-        </w:rPr>
-        <w:t>The Central Question</w:t>
-      </w:r>
-      <w:r>
-        <w:rPr/>
-        <w:t>: If IusBlocks are deterministic (binding), how is adopting them compatible with freedom? Doesn’t this reduce parties to automatons executing preordained scripts?</w:t>
-      </w:r>
-    </w:p>
-    <w:p>
-      <w:r>
-        <w:rPr>
-          <w:b/>
-        </w:rPr>
-        <w:t>Dennett’s Answer</w:t>
-      </w:r>
-      <w:r>
-        <w:rPr/>
-        <w:t xml:space="preserve">: Freedom is not </w:t>
-      </w:r>
-      <w:r>
-        <w:rPr>
-          <w:b/>
-        </w:rPr>
-        <w:t>absence of determination</w:t>
-      </w:r>
-      <w:r>
-        <w:rPr/>
-        <w:t xml:space="preserve"> but </w:t>
-      </w:r>
-      <w:r>
-        <w:rPr>
-          <w:b/>
-        </w:rPr>
-        <w:t>choosing your determinants</w:t>
-      </w:r>
-      <w:r>
-        <w:rPr/>
-        <w:t>. Three critical distinctions:</w:t>
-      </w:r>
-    </w:p>
-    <w:p>
-      <w:r>
-        <w:rPr>
-          <w:b/>
-        </w:rPr>
-        <w:t>Distinction 1: Libertarian vs Compatibilist Freedom</w:t>
-      </w:r>
-    </w:p>
-    <w:p>
-      <w:r>
-        <w:rPr>
-          <w:b/>
-        </w:rPr>
-        <w:t>Libertarian (Incompatibilist) View</w:t>
-      </w:r>
-      <w:r>
-        <w:rPr/>
-        <w:t>:</w:t>
-      </w:r>
-    </w:p>
-    <w:p>
-      <w:r>
-        <w:rPr/>
-        <w:t>Freedom = ability to do otherwiseIf precedent P determines outcome ’ I could not have done otherwiseTherefore: Adopting P eliminates my freedom</w:t>
-      </w:r>
-    </w:p>
-    <w:p>
-      <w:r>
-        <w:rPr>
-          <w:b/>
-        </w:rPr>
-        <w:t>Compatibilist (Dennett) View</w:t>
-      </w:r>
-      <w:r>
-        <w:rPr/>
-        <w:t>:</w:t>
-      </w:r>
-    </w:p>
-    <w:p>
-      <w:r>
-        <w:rPr/>
-        <w:t>Freedom = ability to act for reasons I endorseIf I chose P after evaluating alternatives ’ outcome reflects my reasonsTherefore: Adopting P expresses my freedom</w:t>
-      </w:r>
-    </w:p>
-    <w:p>
-      <w:r>
-        <w:rPr>
-          <w:b/>
-        </w:rPr>
-        <w:t>Key insight</w:t>
-      </w:r>
-      <w:r>
-        <w:rPr/>
-        <w:t xml:space="preserve">: Determinism (outcome is fixed given P) is compatible with freedom (I chose P freely). What matters is </w:t>
-      </w:r>
-      <w:r>
-        <w:rPr>
-          <w:b/>
-        </w:rPr>
-        <w:t>quality of the choice process</w:t>
-      </w:r>
-      <w:r>
-        <w:rPr/>
-        <w:t>, not indeterminacy of the outcome.</w:t>
-      </w:r>
-    </w:p>
-    <w:p>
-      <w:r>
-        <w:rPr>
-          <w:b/>
-        </w:rPr>
-        <w:t>Analogy - Signing a Contract</w:t>
-      </w:r>
-      <w:r>
-        <w:rPr/>
-        <w:t xml:space="preserve">: - When you sign employment contract, you become bound to work specific hours - This binding is not loss of freedom€”it’s </w:t>
-      </w:r>
-      <w:r>
-        <w:rPr>
-          <w:b/>
-        </w:rPr>
-        <w:t>exercise</w:t>
-      </w:r>
-      <w:r>
-        <w:rPr/>
-        <w:t xml:space="preserve"> of freedom - You considered alternatives (other jobs, unemployment), evaluated consequences (salary, conditions), and chose - The fact that you’re now determined to show up Monday 9am doesn’t mean you’re unfree</w:t>
-      </w:r>
-    </w:p>
-    <w:p>
-      <w:r>
-        <w:rPr>
-          <w:b/>
-        </w:rPr>
-        <w:t>CriptoIus precedent adoption works identically</w:t>
-      </w:r>
-      <w:r>
-        <w:rPr/>
-        <w:t>: - You evaluate precedents (JurisRank, historical outcomes, fairness scores) - You compare alternatives (competing precedents, no-precedent arbitration) - You choose which precedent will govern your dispute resolution - Once chosen, outcome is determined€”but this determination flows from your free choice</w:t>
-      </w:r>
-    </w:p>
-    <w:p>
-      <w:r>
-        <w:rPr>
-          <w:b/>
-        </w:rPr>
-        <w:t>Distinction 2: Ex Ante vs Ex Post Choice</w:t>
-      </w:r>
-    </w:p>
-    <w:p>
-      <w:r>
-        <w:rPr>
-          <w:b/>
-        </w:rPr>
-        <w:t>Traditional Arbitration (Ex Post):</w:t>
-      </w:r>
-    </w:p>
-    <w:p>
-      <w:r>
-        <w:rPr/>
-        <w:t>Contract signed ’ Ambiguous term arises ’ Dispute ’ Arbitrator interprets ’ OutcomeFreedom location: Post-dispute (arbitrator's discretion)Problem: Parties are passive recipients of arbitrator's interpretation</w:t>
-      </w:r>
-    </w:p>
-    <w:p>
-      <w:r>
-        <w:rPr>
-          <w:b/>
-        </w:rPr>
-        <w:t>CriptoIus (Ex Ante):</w:t>
-      </w:r>
-    </w:p>
-    <w:p>
-      <w:r>
-        <w:rPr/>
-        <w:t>Contract formation ’ Parties evaluate precedents ’ Adopt IusBlock ’ Dispute ’ Mechanical application ’ OutcomeFreedom location: Pre-dispute (parties' choice of precedent)Advantage: Parties are active choosers of governance framework</w:t>
-      </w:r>
-    </w:p>
-    <w:p>
-      <w:r>
-        <w:rPr>
-          <w:b/>
-        </w:rPr>
-        <w:t>Why ex ante choice is MORE freedom, not less</w:t>
-      </w:r>
-      <w:r>
-        <w:rPr/>
-        <w:t>:</w:t>
-      </w:r>
-    </w:p>
-    <w:p>
-      <w:r>
-        <w:rPr>
-          <w:b/>
-        </w:rPr>
-        <w:t>Information advantage</w:t>
-      </w:r>
-      <w:r>
-        <w:rPr/>
-        <w:t>: At contract formation, both parties are informed about precedent outcomes. Post-dispute, only arbitrator has full information.</w:t>
-      </w:r>
-    </w:p>
-    <w:p>
-      <w:r>
-        <w:rPr>
-          <w:b/>
-        </w:rPr>
-        <w:t>Bargaining symmetry</w:t>
-      </w:r>
-      <w:r>
-        <w:rPr/>
-        <w:t>: At formation, parties negotiate as equals. Post-dispute, power asymmetries (evidence control, legal resources) distort outcomes.</w:t>
-      </w:r>
-    </w:p>
-    <w:p>
-      <w:r>
-        <w:rPr>
-          <w:b/>
-        </w:rPr>
-        <w:t>Predictability</w:t>
-      </w:r>
-      <w:r>
-        <w:rPr/>
-        <w:t>: Ex ante choice enables pricing risk accurately. Ex post arbitrator discretion introduces uncertainty that reduces autonomy (cannot plan rationally with unknown rules).</w:t>
-      </w:r>
-    </w:p>
-    <w:p>
-      <w:r>
-        <w:rPr>
-          <w:b/>
-        </w:rPr>
-        <w:t>Commitment value</w:t>
-      </w:r>
-      <w:r>
-        <w:rPr/>
-        <w:t>: Ability to commit credibly (via deterministic precedent) enables transactions that would be impossible under discretionary arbitration. Businesses won’t invest billions in projects with uncertain legal treatment.</w:t>
-      </w:r>
-    </w:p>
-    <w:p>
-      <w:r>
-        <w:rPr>
-          <w:b/>
-        </w:rPr>
-        <w:t>Dennett’s Constitution Analogy</w:t>
-      </w:r>
-      <w:r>
-        <w:rPr/>
-        <w:t xml:space="preserve"> (Freedom Evolves, p. 287): &gt; “A constitution is a set of meta-rules that citizens adopt to govern themselves. By constraining future legislatures, it expands citizens’ freedom€”they gain predictability, rights protection, and long-term planning capacity.”</w:t>
-      </w:r>
-    </w:p>
-    <w:p>
-      <w:r>
-        <w:rPr>
-          <w:b/>
-        </w:rPr>
-        <w:t>CriptoIus precedents are contractual constitutions</w:t>
-      </w:r>
-      <w:r>
-        <w:rPr/>
-        <w:t>: self-imposed constraints that expand autonomy by enabling coordination.</w:t>
-      </w:r>
-    </w:p>
-    <w:p>
-      <w:r>
-        <w:rPr>
-          <w:b/>
-        </w:rPr>
-        <w:t>Distinction 3: Voluntary Adoption vs Imposed Judgment</w:t>
-      </w:r>
-    </w:p>
-    <w:p>
-      <w:r>
-        <w:rPr>
-          <w:b/>
-        </w:rPr>
-        <w:t>Imposed Judgment (Traditional Court)</w:t>
-      </w:r>
-      <w:r>
-        <w:rPr/>
-        <w:t>:</w:t>
-      </w:r>
-    </w:p>
-    <w:p>
-      <w:r>
-        <w:rPr/>
-        <w:t>Dispute arises ’ Judge assigned (no party choice) ’ Judge interprets statute ’ Ruling imposedCoercion: Parties did not choose this judge, this interpretation, or this outcome</w:t>
-      </w:r>
-    </w:p>
-    <w:p>
-      <w:r>
-        <w:rPr>
-          <w:b/>
-        </w:rPr>
-        <w:t>Voluntary Adoption (CriptoIus)</w:t>
-      </w:r>
-      <w:r>
-        <w:rPr/>
-        <w:t>:</w:t>
-      </w:r>
-    </w:p>
-    <w:p>
-      <w:r>
-        <w:rPr/>
-        <w:t xml:space="preserve">Pre-dispute ’ Parties choose IusBlock ’ Dispute arises ’ IusBlock applies ’ OutcomeFreedom: Every element was chosen:- Choice of precedent (from registry of alternatives)- Choice to </w:t>
-      </w:r>
-      <w:r>
-        <w:rPr/>
-        <w:t>adopt (could have chosen different precedent or no precedent)- Choice of constitutional framework (CriptoIusConstitution was accepted when joining)</w:t>
-      </w:r>
-    </w:p>
-    <w:p>
-      <w:r>
-        <w:rPr>
-          <w:b/>
-        </w:rPr>
-        <w:t>Crucially</w:t>
-      </w:r>
-      <w:r>
-        <w:rPr/>
-        <w:t xml:space="preserve">: At every decision point, parties had </w:t>
-      </w:r>
-      <w:r>
-        <w:rPr>
-          <w:b/>
-        </w:rPr>
-        <w:t>meaningful alternatives</w:t>
-      </w:r>
-      <w:r>
-        <w:rPr/>
-        <w:t xml:space="preserve"> and </w:t>
-      </w:r>
-      <w:r>
-        <w:rPr>
-          <w:b/>
-        </w:rPr>
-        <w:t>reasoned basis</w:t>
-      </w:r>
-      <w:r>
-        <w:rPr/>
-        <w:t xml:space="preserve"> for choice.</w:t>
-      </w:r>
-    </w:p>
-    <w:p>
-      <w:r>
-        <w:rPr>
-          <w:b/>
-        </w:rPr>
-        <w:t>Exit Option Matters</w:t>
-      </w:r>
-      <w:r>
-        <w:rPr/>
-        <w:t>: - Traditional litigation: cannot opt out once jurisdiction attaches - CriptoIus: parties can opt out at contract formation (choose traditional arbitration instead) - This exit option makes adoption genuinely voluntary</w:t>
-      </w:r>
-    </w:p>
-    <w:p>
-      <w:r>
-        <w:rPr>
-          <w:b/>
-        </w:rPr>
-        <w:t>Dennett Test Applied</w:t>
-      </w:r>
-      <w:r>
-        <w:rPr/>
-        <w:t>:</w:t>
-      </w:r>
-    </w:p>
-    <w:p>
-      <w:r>
-        <w:rPr/>
-        <w:t>Dennett asks (Elbow Room, p. 169): “Could the agent have done otherwise, holding reasons constant?”</w:t>
-      </w:r>
-    </w:p>
-    <w:p>
-      <w:r>
-        <w:rPr>
-          <w:b/>
-        </w:rPr>
-        <w:t>Answer for CriptoIus</w:t>
-      </w:r>
-      <w:r>
-        <w:rPr/>
-        <w:t xml:space="preserve">: Yes. Given same information (JurisRank, historical outcomes), party could have chosen precedent P1 instead of P, or no precedent at all. The fact that P was optimal given their values doesn’t mean they were forced€”it means they </w:t>
-      </w:r>
-      <w:r>
-        <w:rPr>
-          <w:b/>
-        </w:rPr>
-        <w:t>succeeded in acting on their reasons</w:t>
+        <w:t>explicit and quantitative</w:t>
+      </w:r>
+      <w:r>
+        <w:rPr/>
+        <w:t>, accelerating cultural evolution</w:t>
+      </w:r>
+    </w:p>
+    <w:p>
+      <w:r>
+        <w:rPr/>
+        <w:t>Implications for Legal Theory</w:t>
+      </w:r>
+    </w:p>
+    <w:p>
+      <w:r>
+        <w:rPr>
+          <w:b/>
+        </w:rPr>
+        <w:t>Contractual Compatibilism resolves three longstanding problems:</w:t>
+      </w:r>
+    </w:p>
+    <w:p>
+      <w:r>
+        <w:rPr>
+          <w:b/>
+        </w:rPr>
+        <w:t>1. The “Code is Law” Fallacy</w:t>
+      </w:r>
+    </w:p>
+    <w:p>
+      <w:r>
+        <w:rPr/>
+        <w:t>Lessig’s (1999) dictum “code is law” was interpreted by blockchain enthusiasts as “code should replace law” (Szabo 1997). But this commits the fallacy of assuming law’s function is purely mechanical constraint.</w:t>
+      </w:r>
+    </w:p>
+    <w:p>
+      <w:r>
+        <w:rPr>
+          <w:b/>
+        </w:rPr>
+        <w:t>Dennett shows:</w:t>
+      </w:r>
+      <w:r>
+        <w:rPr/>
+        <w:t xml:space="preserve"> Law’s function is to </w:t>
+      </w:r>
+      <w:r>
+        <w:rPr>
+          <w:b/>
+        </w:rPr>
+        <w:t>create space for reasons</w:t>
+      </w:r>
+      <w:r>
+        <w:rPr/>
+        <w:t xml:space="preserve">. Law doesn’t merely constrain (like physics) but enables </w:t>
+      </w:r>
+      <w:r>
+        <w:rPr>
+          <w:b/>
+        </w:rPr>
+        <w:t>justified action within normative frameworks</w:t>
       </w:r>
       <w:r>
         <w:rPr/>
@@ -6183,696 +6316,6 @@
         <w:rPr>
           <w:b/>
         </w:rPr>
-        <w:t>Counterfactual Test</w:t>
-      </w:r>
-      <w:r>
-        <w:rPr/>
-        <w:t xml:space="preserve">: - If JurisRank showed P leads to unfair outcomes, parties would not adopt P - This shows P adoption is </w:t>
-      </w:r>
-      <w:r>
-        <w:rPr>
-          <w:b/>
-        </w:rPr>
-        <w:t>reason-responsive</w:t>
-      </w:r>
-      <w:r>
-        <w:rPr/>
-        <w:t>, not mechanically caused - Reason-responsiveness is the essence of freedom (Frankfurt 1971, Dennett 2003)</w:t>
-      </w:r>
-    </w:p>
-    <w:p>
-      <w:r>
-        <w:rPr/>
-        <w:t>Contrast with Arbitration Clauses (Why CriptoIus Is Different)</w:t>
-      </w:r>
-    </w:p>
-    <w:p>
-      <w:r>
-        <w:rPr>
-          <w:b/>
-        </w:rPr>
-        <w:t>Traditional arbitration clause</w:t>
-      </w:r>
-      <w:r>
-        <w:rPr/>
-        <w:t>:</w:t>
-      </w:r>
-    </w:p>
-    <w:p>
-      <w:r>
-        <w:rPr/>
-        <w:t>"All disputes resolved by arbitrator chosen by Seller"</w:t>
-      </w:r>
-    </w:p>
-    <w:p>
-      <w:r>
-        <w:rPr>
-          <w:b/>
-        </w:rPr>
-        <w:t>Problems</w:t>
-      </w:r>
-      <w:r>
-        <w:rPr/>
-        <w:t xml:space="preserve">: - Parties do not choose arbitrator (imposed by stronger party) - Parties do not know how arbitrator will rule (no data) - Asymmetric: benefits party who chooses arbitrator - </w:t>
-      </w:r>
-      <w:r>
-        <w:rPr>
-          <w:b/>
-        </w:rPr>
-        <w:t>This IS coercive</w:t>
-      </w:r>
-      <w:r>
-        <w:rPr/>
-        <w:t>: weaker party has no meaningful choice (take-it-or-leave-it)</w:t>
-      </w:r>
-    </w:p>
-    <w:p>
-      <w:r>
-        <w:rPr>
-          <w:b/>
-        </w:rPr>
-        <w:t>CriptoIus precedent clause</w:t>
-      </w:r>
-      <w:r>
-        <w:rPr/>
-        <w:t>:</w:t>
-      </w:r>
-    </w:p>
-    <w:p>
-      <w:r>
-        <w:rPr/>
-        <w:t>"Disputes resolved per IusBlock€€ (JurisRank 847, fairness score 0.92, 12% appeal rate)"</w:t>
-      </w:r>
-    </w:p>
-    <w:p>
-      <w:r>
-        <w:rPr>
-          <w:b/>
-        </w:rPr>
-        <w:t>Advantages</w:t>
-      </w:r>
-      <w:r>
-        <w:rPr/>
-        <w:t xml:space="preserve">: - Both parties choose precedent jointly (symmetric negotiation) - Outcome is knowable ex ante (precedent is public with data) - Choice is informed (JurisRank, fairness, historical outcomes available) - Alternatives exist (other precedents in registry, or traditional arbitration) - </w:t>
-      </w:r>
-      <w:r>
-        <w:rPr>
-          <w:b/>
-        </w:rPr>
-        <w:t>This is NOT coercive</w:t>
-      </w:r>
-      <w:r>
-        <w:rPr/>
-        <w:t>: parties have meaningful choice with information parity</w:t>
-      </w:r>
-    </w:p>
-    <w:p>
-      <w:r>
-        <w:rPr>
-          <w:b/>
-        </w:rPr>
-        <w:t>Legal Doctrine Validation</w:t>
-      </w:r>
-      <w:r>
-        <w:rPr/>
-        <w:t>:</w:t>
-      </w:r>
-    </w:p>
-    <w:p>
-      <w:r>
-        <w:rPr/>
-        <w:t xml:space="preserve">U.S. Contract Law distinguishes: - </w:t>
-      </w:r>
-      <w:r>
-        <w:rPr>
-          <w:b/>
-        </w:rPr>
-        <w:t>Procedural unconscionability</w:t>
-      </w:r>
-      <w:r>
-        <w:rPr/>
-        <w:t xml:space="preserve">: unfair bargaining process (unequal information, take-it-or-leave-it) - </w:t>
-      </w:r>
-      <w:r>
-        <w:rPr>
-          <w:b/>
-        </w:rPr>
-        <w:t>Substantive unconscionability</w:t>
-      </w:r>
-      <w:r>
-        <w:rPr/>
-        <w:t>: unfair terms (one-sided allocation of risk)</w:t>
-      </w:r>
-    </w:p>
-    <w:p>
-      <w:r>
-        <w:rPr>
-          <w:b/>
-        </w:rPr>
-        <w:t>CriptoIus avoids both</w:t>
-      </w:r>
-      <w:r>
-        <w:rPr/>
-        <w:t xml:space="preserve">: - </w:t>
-      </w:r>
-      <w:r>
-        <w:rPr>
-          <w:b/>
-        </w:rPr>
-        <w:t>Procedural fairness</w:t>
-      </w:r>
-      <w:r>
-        <w:rPr/>
-        <w:t xml:space="preserve">: Transparency (JurisRank, outcomes public), alternatives available, no time pressure - </w:t>
-      </w:r>
-      <w:r>
-        <w:rPr>
-          <w:b/>
-        </w:rPr>
-        <w:t>Substantive fairness</w:t>
-      </w:r>
-      <w:r>
-        <w:rPr/>
-        <w:t>: RootFinder rejects precedents that violate constitutional principles</w:t>
-      </w:r>
-    </w:p>
-    <w:p>
-      <w:r>
-        <w:rPr/>
-        <w:t xml:space="preserve">Courts uphold contracts where parties had </w:t>
-      </w:r>
-      <w:r>
-        <w:rPr>
-          <w:b/>
-        </w:rPr>
-        <w:t>meaningful choice</w:t>
-      </w:r>
-      <w:r>
-        <w:rPr/>
-        <w:t xml:space="preserve"> + </w:t>
-      </w:r>
-      <w:r>
-        <w:rPr>
-          <w:b/>
-        </w:rPr>
-        <w:t>adequate information</w:t>
-      </w:r>
-      <w:r>
-        <w:rPr/>
-        <w:t>. CriptoIus maximizes both.</w:t>
-      </w:r>
-    </w:p>
-    <w:p>
-      <w:r>
-        <w:rPr/>
-        <w:t>Summary: Three Ways Precedent Adoption Constitutes Freedom</w:t>
-      </w:r>
-    </w:p>
-    <w:p>
-      <w:r>
-        <w:rPr>
-          <w:b/>
-        </w:rPr>
-        <w:t>1. Choosing Determinants Being Determined</w:t>
-      </w:r>
-      <w:r>
-        <w:rPr/>
-        <w:t xml:space="preserve"> - I choose P after evaluating alternatives (freedom) - P determines outcome mechanically (determinism) - These are compatible: I am free because I chose what determines me</w:t>
-      </w:r>
-    </w:p>
-    <w:p>
-      <w:r>
-        <w:rPr>
-          <w:b/>
-        </w:rPr>
-        <w:t>2. Ex Ante Choice &gt; Ex Post Discretion</w:t>
-      </w:r>
-      <w:r>
-        <w:rPr/>
-        <w:t xml:space="preserve"> - Choosing governance framework at formation (when informed and equal) &gt; accepting arbitrator decision post-dispute (when uninformed and unequal) - This is why constitutions enhance freedom despite being rigid</w:t>
-      </w:r>
-    </w:p>
-    <w:p>
-      <w:r>
-        <w:rPr>
-          <w:b/>
-        </w:rPr>
-        <w:t>3. Voluntary with Exit &gt; Imposed without Exit</w:t>
-      </w:r>
-      <w:r>
-        <w:rPr/>
-        <w:t xml:space="preserve"> - CriptoIus: opt-in at formation, can choose traditional arbitration instead - Traditional courts: involuntary jurisdiction, cannot opt out - Voluntary systems respect autonomy more than mandatory systems</w:t>
-      </w:r>
-    </w:p>
-    <w:p>
-      <w:r>
-        <w:rPr>
-          <w:b/>
-        </w:rPr>
-        <w:t>Dennett’s Ultimate Point</w:t>
-      </w:r>
-      <w:r>
-        <w:rPr/>
-        <w:t xml:space="preserve"> (Freedom Evolves, p. 305): &gt; “We are the only species that can redesign our own minds by adopting tools, practices, and institutions that we ourselves create. This self-modification is the highest form of freedom.”</w:t>
-      </w:r>
-    </w:p>
-    <w:p>
-      <w:r>
-        <w:rPr>
-          <w:b/>
-        </w:rPr>
-        <w:t>CriptoIus is self-modification tool for legal governance</w:t>
-      </w:r>
-      <w:r>
-        <w:rPr/>
-        <w:t xml:space="preserve">: parties don’t passively accept legal system imposed by state. They actively design their legal framework by selecting precedents that reflect their values and interests. This is </w:t>
-      </w:r>
-      <w:r>
-        <w:rPr>
-          <w:b/>
-        </w:rPr>
-        <w:t>evolved freedom</w:t>
-      </w:r>
-      <w:r>
-        <w:rPr/>
-        <w:t>€”freedom enhanced by voluntary deterministic structures, not despite them.</w:t>
-      </w:r>
-    </w:p>
-    <w:p>
-      <w:r>
-        <w:rPr/>
-        <w:t>Precedents as “Ulysses Contracts” at Scale</w:t>
-      </w:r>
-    </w:p>
-    <w:p>
-      <w:r>
-        <w:rPr/>
-        <w:t xml:space="preserve">Dennett discusses Ulysses tying himself to the mast as paradigmatic voluntary self-binding: Ulysses exercises freedom by </w:t>
-      </w:r>
-      <w:r>
-        <w:rPr>
-          <w:b/>
-        </w:rPr>
-        <w:t>choosing future constraints</w:t>
-      </w:r>
-      <w:r>
-        <w:rPr/>
-        <w:t xml:space="preserve"> that serve his long-term interests. This is “psychological engineering”€”using institutional tools to modify one’s own behavior.</w:t>
-      </w:r>
-    </w:p>
-    <w:p>
-      <w:r>
-        <w:rPr>
-          <w:b/>
-        </w:rPr>
-        <w:t>CriptoIus is distributed Ulysses mechanism:</w:t>
-      </w:r>
-    </w:p>
-    <w:p>
-      <w:r>
-        <w:rPr>
-          <w:b/>
-        </w:rPr>
-        <w:t>Individual Level:</w:t>
-      </w:r>
-      <w:r>
-        <w:rPr/>
-        <w:t xml:space="preserve"> - Party A adopts precedent P ’ A renounces future litigation over analogous disputes - This is not coercion but </w:t>
-      </w:r>
-      <w:r>
-        <w:rPr>
-          <w:b/>
-        </w:rPr>
-        <w:t>self-commitment</w:t>
-      </w:r>
-      <w:r>
-        <w:rPr/>
-        <w:t xml:space="preserve"> - A benefits: lower legal costs, predictable outcomes, reputation for reliability</w:t>
-      </w:r>
-    </w:p>
-    <w:p>
-      <w:r>
-        <w:rPr>
-          <w:b/>
-        </w:rPr>
-        <w:t>Collective Level:</w:t>
-      </w:r>
-      <w:r>
-        <w:rPr/>
-        <w:t xml:space="preserve"> - If P has high JurisRank (many adoptions) ’ </w:t>
-      </w:r>
-      <w:r>
-        <w:rPr>
-          <w:b/>
-        </w:rPr>
-        <w:t>adoption cascade</w:t>
-      </w:r>
-      <w:r>
-        <w:rPr/>
-        <w:t xml:space="preserve"> - Network effects create pressure to conform (standardization benefits) - But crucially: P became dominant through </w:t>
-      </w:r>
-      <w:r>
-        <w:rPr>
-          <w:b/>
-        </w:rPr>
-        <w:t>voluntary choices</w:t>
-      </w:r>
-      <w:r>
-        <w:rPr/>
-        <w:t>, not coercion - This is Schelling’s focal point (1960) emerging through decentralized coordination</w:t>
-      </w:r>
-    </w:p>
-    <w:p>
-      <w:r>
-        <w:rPr>
-          <w:b/>
-        </w:rPr>
-        <w:t>Meta-Constitutional Level:</w:t>
-      </w:r>
-      <w:r>
-        <w:rPr/>
-        <w:t xml:space="preserve"> - CriptoIusConstitution provides </w:t>
-      </w:r>
-      <w:r>
-        <w:rPr>
-          <w:b/>
-        </w:rPr>
-        <w:t>foundational constraints</w:t>
-      </w:r>
-      <w:r>
-        <w:rPr/>
-        <w:t xml:space="preserve"> (good faith, pacta sunt servanda) - Parties who join CriptoIus accept these meta-rules - RootFinder validates that all precedents trace to constitutional principles - This prevents “race to bottom” (precedents that violate foundational norms are rejected)</w:t>
-      </w:r>
-    </w:p>
-    <w:p>
-      <w:r>
-        <w:rPr>
-          <w:b/>
-        </w:rPr>
-        <w:t>Dennett’s Test for Legitimacy (p. 314):</w:t>
-      </w:r>
-    </w:p>
-    <w:p>
-      <w:r>
-        <w:rPr/>
-        <w:t>Dennett distinguishes genuine freedom from mere manipulation:</w:t>
-      </w:r>
-    </w:p>
-    <w:p>
-      <w:r>
-        <w:rPr>
-          <w:b/>
-        </w:rPr>
-        <w:t>Education (Legitimate):</w:t>
-      </w:r>
-      <w:r>
-        <w:rPr/>
-        <w:t xml:space="preserve"> - Agent sees reasons for rule - Agent can compare alternatives - Agent chooses freely among options - Agent can later reject rule if persuaded otherwise</w:t>
-      </w:r>
-    </w:p>
-    <w:p>
-      <w:r>
-        <w:rPr>
-          <w:b/>
-        </w:rPr>
-        <w:t>Manipulation (Illegitimate):</w:t>
-      </w:r>
-      <w:r>
-        <w:rPr/>
-        <w:t xml:space="preserve"> - Agent guided without understanding reasons - No alternatives presented - Choice is illusory or coerced - Agent cannot exit</w:t>
-      </w:r>
-    </w:p>
-    <w:p>
-      <w:r>
-        <w:rPr>
-          <w:b/>
-        </w:rPr>
-        <w:t>Does CriptoIus pass Dennett’s test?</w:t>
-      </w:r>
-    </w:p>
-    <w:p>
-      <w:r>
-        <w:rPr/>
-        <w:t xml:space="preserve">œ“ </w:t>
-      </w:r>
-      <w:r>
-        <w:rPr>
-          <w:b/>
-        </w:rPr>
-        <w:t>Transparency</w:t>
-      </w:r>
-      <w:r>
-        <w:rPr/>
-        <w:t xml:space="preserve">: Precedent outcomes, JurisRank scores, fairness metrics are public œ“ </w:t>
-      </w:r>
-      <w:r>
-        <w:rPr>
-          <w:b/>
-        </w:rPr>
-        <w:t>Alternatives</w:t>
-      </w:r>
-      <w:r>
-        <w:rPr/>
-        <w:t xml:space="preserve">: Parties can compare multiple competing precedents œ“ </w:t>
-      </w:r>
-      <w:r>
-        <w:rPr>
-          <w:b/>
-        </w:rPr>
-        <w:t>Reversibility</w:t>
-      </w:r>
-      <w:r>
-        <w:rPr/>
-        <w:t xml:space="preserve">: Parties can challenge precedents or create alternatives œ“ </w:t>
-      </w:r>
-      <w:r>
-        <w:rPr>
-          <w:b/>
-        </w:rPr>
-        <w:t>Informed consent</w:t>
-      </w:r>
-      <w:r>
-        <w:rPr/>
-        <w:t>: Parties see historical data before adopting</w:t>
-      </w:r>
-    </w:p>
-    <w:p>
-      <w:r>
-        <w:rPr>
-          <w:b/>
-        </w:rPr>
-        <w:t>CriptoIus is educational, not manipulative.</w:t>
-      </w:r>
-      <w:r>
-        <w:rPr/>
-        <w:t xml:space="preserve"> It enhances deliberative capacity rather than subverting it.</w:t>
-      </w:r>
-    </w:p>
-    <w:p>
-      <w:r>
-        <w:rPr/>
-        <w:t>Free-Floating Rationales: Why Good Precedents Spread</w:t>
-      </w:r>
-    </w:p>
-    <w:p>
-      <w:r>
-        <w:rPr/>
-        <w:t xml:space="preserve">Dennett introduces the concept of </w:t>
-      </w:r>
-      <w:r>
-        <w:rPr>
-          <w:b/>
-        </w:rPr>
-        <w:t>“free-floating rationales”</w:t>
-      </w:r>
-      <w:r>
-        <w:rPr/>
-        <w:t xml:space="preserve"> (Chapter 3): evolutionary designs often embody “reasons” that the organism doesn’t consciously understand. The bird doesn’t know </w:t>
-      </w:r>
-      <w:r>
-        <w:rPr>
-          <w:i/>
-        </w:rPr>
-        <w:t>why</w:t>
-      </w:r>
-      <w:r>
-        <w:rPr/>
-        <w:t xml:space="preserve"> wing camber creates lift, but wings with proper camber outcompete alternatives. The rationale (aerodynamic efficiency) “floats free” of the bird’s understanding.</w:t>
-      </w:r>
-    </w:p>
-    <w:p>
-      <w:r>
-        <w:rPr>
-          <w:b/>
-        </w:rPr>
-        <w:t>Application to precedents:</w:t>
-      </w:r>
-    </w:p>
-    <w:p>
-      <w:r>
-        <w:rPr>
-          <w:b/>
-        </w:rPr>
-        <w:t>Precedent P</w:t>
-      </w:r>
-      <w:r>
-        <w:rPr/>
-        <w:t>: “Construction delays &gt;30 days without contractor fault constitute force majeure”</w:t>
-      </w:r>
-    </w:p>
-    <w:p>
-      <w:r>
-        <w:rPr>
-          <w:b/>
-        </w:rPr>
-        <w:t>Surface reason parties adopt P</w:t>
-      </w:r>
-      <w:r>
-        <w:rPr/>
-        <w:t>: “It has high JurisRank, others use it”</w:t>
-      </w:r>
-    </w:p>
-    <w:p>
-      <w:r>
-        <w:rPr>
-          <w:b/>
-        </w:rPr>
-        <w:t>Deep reason P spreads</w:t>
-      </w:r>
-      <w:r>
-        <w:rPr/>
-        <w:t xml:space="preserve">: P balances risk fairly (assigns delays to non-breaching party) while minimizing litigation (clear 30-day threshold). Parties adopt P </w:t>
-      </w:r>
-      <w:r>
-        <w:rPr>
-          <w:b/>
-        </w:rPr>
-        <w:t>without necessarily understanding why it’s good</w:t>
-      </w:r>
-      <w:r>
-        <w:rPr/>
-        <w:t>€”they rely on JurisRank as a fitness proxy.</w:t>
-      </w:r>
-    </w:p>
-    <w:p>
-      <w:r>
-        <w:rPr>
-          <w:b/>
-        </w:rPr>
-        <w:t>This is Darwinian cultural selection:</w:t>
-      </w:r>
-      <w:r>
-        <w:rPr/>
-        <w:t xml:space="preserve"> - Good rules spread because they work, not because users understand </w:t>
-      </w:r>
-      <w:r>
-        <w:rPr>
-          <w:i/>
-        </w:rPr>
-        <w:t>why</w:t>
-      </w:r>
-      <w:r>
-        <w:rPr/>
-        <w:t xml:space="preserve"> they work - JurisRank captures “goodness” (fitness) quantitatively - Over time, parties </w:t>
-      </w:r>
-      <w:r>
-        <w:rPr>
-          <w:b/>
-        </w:rPr>
-        <w:t>learn through adoption</w:t>
-      </w:r>
-      <w:r>
-        <w:rPr/>
-        <w:t xml:space="preserve"> what good rules look like - Explicit understanding follows implicit success (rationality is retrospective)</w:t>
-      </w:r>
-    </w:p>
-    <w:p>
-      <w:r>
-        <w:rPr>
-          <w:b/>
-        </w:rPr>
-        <w:t>Contrast with Kleros and traditional arbitration:</w:t>
-      </w:r>
-      <w:r>
-        <w:rPr/>
-        <w:t xml:space="preserve"> - Kleros: Each jury decides de novo, no accumulation of “free-floating rationales” - Traditional courts: Precedents exist but fitness is unmeasured (citation count is crude proxy) - CriptoIus: JurisRank makes fitness </w:t>
-      </w:r>
-      <w:r>
-        <w:rPr>
-          <w:i/>
-        </w:rPr>
-        <w:t>explicit and quantitative</w:t>
-      </w:r>
-      <w:r>
-        <w:rPr/>
-        <w:t>, accelerating cultural evolution</w:t>
-      </w:r>
-    </w:p>
-    <w:p>
-      <w:r>
-        <w:rPr/>
-        <w:t>Implications for Legal Theory</w:t>
-      </w:r>
-    </w:p>
-    <w:p>
-      <w:r>
-        <w:rPr>
-          <w:b/>
-        </w:rPr>
-        <w:t>Contractual Compatibilism resolves three longstanding problems:</w:t>
-      </w:r>
-    </w:p>
-    <w:p>
-      <w:r>
-        <w:rPr>
-          <w:b/>
-        </w:rPr>
-        <w:t>1. The “Code is Law” Fallacy</w:t>
-      </w:r>
-    </w:p>
-    <w:p>
-      <w:r>
-        <w:rPr/>
-        <w:t>Lessig’s (1999) dictum “code is law” was interpreted by blockchain enthusiasts as “code should replace law” (Szabo 1997). But this commits the fallacy of assuming law’s function is purely mechanical constraint.</w:t>
-      </w:r>
-    </w:p>
-    <w:p>
-      <w:r>
-        <w:rPr>
-          <w:b/>
-        </w:rPr>
-        <w:t>Dennett shows:</w:t>
-      </w:r>
-      <w:r>
-        <w:rPr/>
-        <w:t xml:space="preserve"> Law’s function is to </w:t>
-      </w:r>
-      <w:r>
-        <w:rPr>
-          <w:b/>
-        </w:rPr>
-        <w:t>create space for reasons</w:t>
-      </w:r>
-      <w:r>
-        <w:rPr/>
-        <w:t xml:space="preserve">. Law doesn’t merely constrain (like physics) but enables </w:t>
-      </w:r>
-      <w:r>
-        <w:rPr>
-          <w:b/>
-        </w:rPr>
-        <w:t>justified action within normative frameworks</w:t>
-      </w:r>
-      <w:r>
-        <w:rPr/>
-        <w:t>.</w:t>
-      </w:r>
-    </w:p>
-    <w:p>
-      <w:r>
-        <w:rPr>
-          <w:b/>
-        </w:rPr>
         <w:t>CriptoIus implements this:</w:t>
       </w:r>
       <w:r>
@@ -6916,56 +6359,12 @@
     </w:p>
     <w:p>
       <w:r>
-        <w:rPr>
-          <w:b/>
-        </w:rPr>
-        <w:t>Dennett shows:</w:t>
-      </w:r>
-      <w:r>
-        <w:rPr/>
-        <w:t xml:space="preserve"> Autonomy is not absence of rules but </w:t>
-      </w:r>
-      <w:r>
-        <w:rPr>
-          <w:b/>
-        </w:rPr>
-        <w:t>capacity to reflect on reasons</w:t>
-      </w:r>
-      <w:r>
-        <w:rPr/>
-        <w:t>. Chess rules don’t reduce players’ autonomy€”they constitute the game that enables strategic thought.</w:t>
-      </w:r>
-    </w:p>
-    <w:p>
-      <w:r>
-        <w:rPr>
-          <w:b/>
-        </w:rPr>
-        <w:t>CriptoIus implements this:</w:t>
-      </w:r>
-      <w:r>
-        <w:rPr/>
-        <w:t xml:space="preserve"> Precedent adoption is </w:t>
-      </w:r>
-      <w:r>
-        <w:rPr>
-          <w:b/>
-        </w:rPr>
-        <w:t>meta-rational</w:t>
-      </w:r>
-      <w:r>
-        <w:rPr/>
-        <w:t xml:space="preserve">€”parties reason about which rules to adopt, not within fixed rules. This is </w:t>
-      </w:r>
-      <w:r>
-        <w:rPr>
-          <w:b/>
-        </w:rPr>
-        <w:t>second-order freedom</w:t>
-      </w:r>
-      <w:r>
-        <w:rPr/>
-        <w:t>: freedom to choose one’s governance.</w:t>
+        <w:t>Dennett shows: Autonomy is not absence of rules but capacity to reflect on reasons. Chess rules don’t reduce players’ autonomy”they constitute the game that enables strategic thought.</w:t>
+      </w:r>
+    </w:p>
+    <w:p>
+      <w:r>
+        <w:t>CriptoIus implements this: Precedent adoption is meta-rational”parties reason about which rules to adopt, not within fixed rules. This is second-order freedom: freedom to choose one’s governance.</w:t>
       </w:r>
     </w:p>
     <w:p>
@@ -6978,8 +6377,7 @@
     </w:p>
     <w:p>
       <w:r>
-        <w:rPr/>
-        <w:t>Pure conventionalist accounts (Lewis 1969; Hume 1740) ground legal rules in mere coordination€”precedents are binding only because others follow them. This seems normatively arbitrary.</w:t>
+        <w:t>Pure conventionalist accounts (Lewis 1969; Hume 1740) ground legal rules in mere coordination”precedents are binding only because others follow them. This seems normatively arbitrary.</w:t>
       </w:r>
     </w:p>
     <w:p>
@@ -7042,24 +6440,7 @@
     </w:p>
     <w:p>
       <w:r>
-        <w:rPr>
-          <w:b/>
-        </w:rPr>
-        <w:t>This is grounded voluntarism</w:t>
-      </w:r>
-      <w:r>
-        <w:rPr/>
-        <w:t xml:space="preserve">: neither pure natural law (rules are inherently binding) nor pure positivism (rules are whatever authorities decree), but </w:t>
-      </w:r>
-      <w:r>
-        <w:rPr>
-          <w:b/>
-        </w:rPr>
-        <w:t>evolutionary constitutionalism</w:t>
-      </w:r>
-      <w:r>
-        <w:rPr/>
-        <w:t>€”rules emerge through voluntary adoption constrained by foundational principles.</w:t>
+        <w:t>This is grounded voluntarism: neither pure natural law (rules are inherently binding) nor pure positivism (rules are whatever authorities decree), but evolutionary constitutionalism”rules emerge through voluntary adoption constrained by foundational principles.</w:t>
       </w:r>
     </w:p>
     <w:p>
@@ -7130,14 +6511,7 @@
     </w:p>
     <w:p>
       <w:r>
-        <w:rPr>
-          <w:b/>
-        </w:rPr>
-        <w:t>If these predictions fail</w:t>
-      </w:r>
-      <w:r>
-        <w:rPr/>
-        <w:t>, Contractual Compatibilism is falsified€”parties may not value the “elbow room” our system provides.</w:t>
+        <w:t>If these predictions fail, Contractual Compatibilism is falsified”parties may not value the “elbow room” our system provides.</w:t>
       </w:r>
     </w:p>
     <w:p>
@@ -7172,44 +6546,7 @@
     </w:p>
     <w:p>
       <w:r>
-        <w:rPr>
-          <w:b/>
-        </w:rPr>
-        <w:t>Key Insight</w:t>
-      </w:r>
-      <w:r>
-        <w:rPr/>
-        <w:t xml:space="preserve">: Freedom in CriptoIus is concentrated at </w:t>
-      </w:r>
-      <w:r>
-        <w:rPr>
-          <w:b/>
-        </w:rPr>
-        <w:t>T‹</w:t>
-      </w:r>
-      <w:r>
-        <w:rPr/>
-        <w:t xml:space="preserve"> (pre-dispute choice), whereas traditional systems concentrate discretion at </w:t>
-      </w:r>
-      <w:r>
-        <w:rPr>
-          <w:b/>
-        </w:rPr>
-        <w:t>T€</w:t>
-      </w:r>
-      <w:r>
-        <w:rPr/>
-        <w:t xml:space="preserve"> (dispute resolution). Dennett’s argument is that T‹ choice is </w:t>
-      </w:r>
-      <w:r>
-        <w:rPr>
-          <w:b/>
-        </w:rPr>
-        <w:t>superior</w:t>
-      </w:r>
-      <w:r>
-        <w:rPr/>
-        <w:t xml:space="preserve"> because:</w:t>
+        <w:t>Key Insight: Freedom in CriptoIus is concentrated at T‹ (pre-dispute choice), whereas traditional systems concentrate discretion at T (dispute resolution). Dennett’s argument is that T‹ choice is superior because:</w:t>
       </w:r>
     </w:p>
     <w:p>
